--- a/Beteg edukáció/LDL influencer.docx
+++ b/Beteg edukáció/LDL influencer.docx
@@ -4,45 +4,261 @@
   <w:body>
     <w:p>
       <w:pPr>
-        <w:pStyle w:val="Cmsor1"/>
-      </w:pPr>
-      <w:r>
-        <w:rPr>
-          <w:rStyle w:val="Kiemels2"/>
+        <w:pStyle w:val="Heading1"/>
+        <w:jc w:val="center"/>
+      </w:pPr>
+      <w:r>
+        <w:rPr>
+          <w:rStyle w:val="Strong"/>
           <w:b/>
           <w:bCs/>
         </w:rPr>
         <w:t>Betegtájékoztató</w:t>
       </w:r>
+      <w:r>
+        <w:rPr>
+          <w:rStyle w:val="Strong"/>
+          <w:b/>
+          <w:bCs/>
+        </w:rPr>
+        <w:t xml:space="preserve"> sztatinokról</w:t>
+      </w:r>
+      <w:r>
+        <w:rPr>
+          <w:rStyle w:val="Strong"/>
+          <w:b/>
+          <w:bCs/>
+        </w:rPr>
+        <w:t>,</w:t>
+      </w:r>
+      <w:r>
+        <w:rPr>
+          <w:rStyle w:val="Strong"/>
+          <w:b/>
+          <w:bCs/>
+        </w:rPr>
+        <w:br/>
+        <w:t>avagy miért nincs igazuk az influenszereknek?</w:t>
+      </w:r>
     </w:p>
     <w:p>
       <w:pPr>
-        <w:pStyle w:val="Cmsor2"/>
-      </w:pPr>
-      <w:r>
-        <w:t>Miért fontos a koleszterincsökkentés?</w:t>
-      </w:r>
+        <w:pStyle w:val="Heading2"/>
+        <w:rPr>
+          <w:rFonts w:ascii="Times New Roman" w:hAnsi="Times New Roman" w:cs="Times New Roman"/>
+          <w:sz w:val="24"/>
+          <w:szCs w:val="24"/>
+        </w:rPr>
+      </w:pPr>
     </w:p>
     <w:p>
       <w:pPr>
-        <w:pStyle w:val="NormlWeb"/>
-      </w:pPr>
-      <w:r>
-        <w:t>A nagy LDL-koleszterin-szint (LDL-C) az ateroszklerózis egyik legerősebb, ok-okozati bizonyítékokkal alátámasztott kockázati tényezője.</w:t>
-      </w:r>
-      <w:r>
-        <w:br/>
-      </w:r>
-      <w:r>
-        <w:t>Magas bizonyító erejű klinikai</w:t>
-      </w:r>
-      <w:r>
-        <w:t xml:space="preserve"> vizsgálatok és genetikai tanulmányok egyaránt igazolják:</w:t>
+        <w:rPr>
+          <w:b/>
+          <w:bCs/>
+          <w:sz w:val="28"/>
+          <w:szCs w:val="28"/>
+        </w:rPr>
+      </w:pPr>
+      <w:r>
+        <w:rPr>
+          <w:b/>
+          <w:bCs/>
+          <w:sz w:val="28"/>
+          <w:szCs w:val="28"/>
+        </w:rPr>
+        <w:t>A sztatinellenesség</w:t>
       </w:r>
     </w:p>
     <w:p>
-      <w:pPr>
-        <w:pStyle w:val="NormlWeb"/>
+      <w:r>
+        <w:t>A sztatinokkal szembeni tudományo</w:t>
+      </w:r>
+      <w:r>
+        <w:t>s körökön</w:t>
+      </w:r>
+      <w:r>
+        <w:t xml:space="preserve"> kívüli ellenállás világszerte </w:t>
+      </w:r>
+      <w:r>
+        <w:t>jelentős</w:t>
+      </w:r>
+      <w:r>
+        <w:t>, melyeket olyan elemzések</w:t>
+      </w:r>
+      <w:r>
+        <w:t xml:space="preserve"> </w:t>
+      </w:r>
+      <w:r>
+        <w:t>és vélemények táplálnak, melyek a főáramú</w:t>
+      </w:r>
+      <w:r>
+        <w:t xml:space="preserve"> </w:t>
+      </w:r>
+      <w:r>
+        <w:t xml:space="preserve">tudomány megállapításaihoz képest az előnyöket jelentősen alábecsülik, a mellékhatásokat pedig túlértékelik. Ennek következtében </w:t>
+      </w:r>
+      <w:r>
+        <w:rPr>
+          <w:b/>
+          <w:bCs/>
+        </w:rPr>
+        <w:t xml:space="preserve">például </w:t>
+      </w:r>
+      <w:r>
+        <w:rPr>
+          <w:b/>
+          <w:bCs/>
+        </w:rPr>
+        <w:t>az Egyesült</w:t>
+      </w:r>
+      <w:r>
+        <w:rPr>
+          <w:b/>
+          <w:bCs/>
+        </w:rPr>
+        <w:t xml:space="preserve"> </w:t>
+      </w:r>
+      <w:r>
+        <w:rPr>
+          <w:b/>
+          <w:bCs/>
+        </w:rPr>
+        <w:t>Királyságban egy fél éves időszakban mintegy 200 000 ember hagyhatta abba a sztatinhasználatot, ami a British Heart Foundation becslései szerint a</w:t>
+      </w:r>
+      <w:r>
+        <w:rPr>
+          <w:b/>
+          <w:bCs/>
+        </w:rPr>
+        <w:t xml:space="preserve"> </w:t>
+      </w:r>
+      <w:r>
+        <w:rPr>
+          <w:b/>
+          <w:bCs/>
+        </w:rPr>
+        <w:t xml:space="preserve">következő 10 évben 2000 körüli extra szívroham, illetve </w:t>
+      </w:r>
+      <w:r>
+        <w:rPr>
+          <w:b/>
+          <w:bCs/>
+        </w:rPr>
+        <w:t>szél</w:t>
+      </w:r>
+      <w:r>
+        <w:rPr>
+          <w:b/>
+          <w:bCs/>
+        </w:rPr>
+        <w:t>ütés</w:t>
+      </w:r>
+      <w:r>
+        <w:rPr>
+          <w:b/>
+          <w:bCs/>
+        </w:rPr>
+        <w:t xml:space="preserve"> (stroke) kialakulásáért lesz felelős.</w:t>
+      </w:r>
+      <w:r>
+        <w:t xml:space="preserve"> </w:t>
+      </w:r>
+      <w:r>
+        <w:t>A koleszterincsökkentésen kívül más</w:t>
+      </w:r>
+      <w:r>
+        <w:t xml:space="preserve"> </w:t>
+      </w:r>
+      <w:r>
+        <w:t xml:space="preserve">kardiológiai irányelvre nem jellemző a laikus közvélemény ilyen </w:t>
+      </w:r>
+      <w:r>
+        <w:t xml:space="preserve">mértékű </w:t>
+      </w:r>
+      <w:r>
+        <w:t xml:space="preserve">szembenállása. Az internet negatív szerepét Steven Nissen neves </w:t>
+      </w:r>
+      <w:r>
+        <w:t>c</w:t>
+      </w:r>
+      <w:r>
+        <w:t>leveland-i</w:t>
+      </w:r>
+      <w:r>
+        <w:t xml:space="preserve"> </w:t>
+      </w:r>
+      <w:r>
+        <w:t xml:space="preserve">kardiológus úgy jellemezte, hogy "elveszítjük a pácienseink szívét és elméjét érintő csatát a nem bizonyított terápiákat </w:t>
+      </w:r>
+      <w:r>
+        <w:t>hirdető</w:t>
+      </w:r>
+      <w:r>
+        <w:t xml:space="preserve"> webhelyekkel</w:t>
+      </w:r>
+      <w:r>
+        <w:t xml:space="preserve"> </w:t>
+      </w:r>
+      <w:r>
+        <w:t>szemben".</w:t>
+      </w:r>
+    </w:p>
+    <w:p/>
+    <w:p>
+      <w:pPr>
+        <w:rPr>
+          <w:b/>
+          <w:bCs/>
+          <w:sz w:val="28"/>
+          <w:szCs w:val="28"/>
+        </w:rPr>
+      </w:pPr>
+      <w:r>
+        <w:rPr>
+          <w:b/>
+          <w:bCs/>
+          <w:sz w:val="28"/>
+          <w:szCs w:val="28"/>
+        </w:rPr>
+        <w:t>Miért fontos a koleszterincsökkentés?</w:t>
+      </w:r>
+    </w:p>
+    <w:p>
+      <w:r>
+        <w:t>A sztatinok az elsőként választandó</w:t>
+      </w:r>
+      <w:r>
+        <w:t xml:space="preserve"> </w:t>
+      </w:r>
+      <w:r>
+        <w:t>terápiák az LDL-koleszterin csökkentésben.</w:t>
+      </w:r>
+      <w:r>
+        <w:t xml:space="preserve"> </w:t>
+      </w:r>
+      <w:r>
+        <w:t xml:space="preserve">A </w:t>
+      </w:r>
+      <w:r>
+        <w:t>magas</w:t>
+      </w:r>
+      <w:r>
+        <w:t xml:space="preserve"> LDL-koleszterin-szint (LDL-C) az ateroszklerózis egyik legerősebb, ok-okozati bizonyítékokkal alátámasztott kockázati tényezője.</w:t>
+      </w:r>
+      <w:r>
+        <w:t xml:space="preserve"> </w:t>
+      </w:r>
+      <w:r>
+        <w:t>Magas bizonyító erejű klinikai</w:t>
+      </w:r>
+      <w:r>
+        <w:t xml:space="preserve"> vizsgálatok és genetikai tanulmányok egyaránt igazolják:</w:t>
+      </w:r>
+    </w:p>
+    <w:p>
+      <w:pPr>
+        <w:pStyle w:val="NormalWeb"/>
         <w:numPr>
           <w:ilvl w:val="0"/>
           <w:numId w:val="11"/>
@@ -50,18 +266,37 @@
       </w:pPr>
       <w:r>
         <w:rPr>
-          <w:rStyle w:val="Kiemels2"/>
-        </w:rPr>
-        <w:t>LDL-csökkentés → kevesebb infarktus, stroke és kardiovaszkuláris halálozás</w:t>
+          <w:rStyle w:val="Strong"/>
+        </w:rPr>
+        <w:t>LDL-csökkentés</w:t>
+      </w:r>
+      <w:r>
+        <w:rPr>
+          <w:rStyle w:val="Strong"/>
+        </w:rPr>
+        <w:t>e</w:t>
+      </w:r>
+      <w:r>
+        <w:rPr>
+          <w:rStyle w:val="Strong"/>
+        </w:rPr>
+        <w:t xml:space="preserve"> esetén</w:t>
+      </w:r>
+      <w:r>
+        <w:rPr>
+          <w:rStyle w:val="Strong"/>
+        </w:rPr>
+        <w:t xml:space="preserve"> → kevesebb infarktus, stroke és kardiovaszkuláris halálozás</w:t>
       </w:r>
     </w:p>
     <w:p>
       <w:pPr>
-        <w:pStyle w:val="NormlWeb"/>
+        <w:pStyle w:val="NormalWeb"/>
         <w:numPr>
           <w:ilvl w:val="0"/>
           <w:numId w:val="11"/>
         </w:numPr>
+        <w:spacing w:after="0" w:afterAutospacing="0"/>
       </w:pPr>
       <w:r>
         <w:t>Minél nagyobb a csökkenés és minél hosszabb ideig tart, annál nagyobb a haszon.</w:t>
@@ -69,241 +304,620 @@
     </w:p>
     <w:p>
       <w:pPr>
-        <w:pStyle w:val="Cmsor2"/>
-      </w:pPr>
-      <w:r>
-        <w:t>Összefoglalás pácienseknek</w:t>
-      </w:r>
+        <w:pStyle w:val="Heading2"/>
+        <w:rPr>
+          <w:rFonts w:ascii="Times New Roman" w:hAnsi="Times New Roman" w:cs="Times New Roman"/>
+          <w:sz w:val="24"/>
+          <w:szCs w:val="24"/>
+        </w:rPr>
+      </w:pPr>
     </w:p>
     <w:p>
       <w:pPr>
-        <w:pStyle w:val="NormlWeb"/>
+        <w:rPr>
+          <w:b/>
+          <w:bCs/>
+          <w:sz w:val="28"/>
+          <w:szCs w:val="28"/>
+        </w:rPr>
+      </w:pPr>
+      <w:r>
+        <w:rPr>
+          <w:b/>
+          <w:bCs/>
+          <w:sz w:val="28"/>
+          <w:szCs w:val="28"/>
+        </w:rPr>
+        <w:t>Összefoglalás pácienseknek</w:t>
+      </w:r>
+    </w:p>
+    <w:p>
+      <w:pPr>
+        <w:pStyle w:val="ListParagraph"/>
         <w:numPr>
           <w:ilvl w:val="0"/>
-          <w:numId w:val="14"/>
+          <w:numId w:val="15"/>
         </w:numPr>
-      </w:pPr>
-      <w:r>
-        <w:t xml:space="preserve">A statinok </w:t>
-      </w:r>
-      <w:r>
-        <w:rPr>
-          <w:rStyle w:val="Kiemels2"/>
+        <w:rPr>
+          <w:rFonts w:ascii="Times New Roman" w:hAnsi="Times New Roman" w:cs="Times New Roman"/>
+          <w:sz w:val="24"/>
+          <w:szCs w:val="24"/>
+        </w:rPr>
+      </w:pPr>
+      <w:r>
+        <w:rPr>
+          <w:rFonts w:ascii="Times New Roman" w:hAnsi="Times New Roman" w:cs="Times New Roman"/>
+          <w:sz w:val="24"/>
+          <w:szCs w:val="24"/>
+        </w:rPr>
+        <w:t>A s</w:t>
+      </w:r>
+      <w:r>
+        <w:rPr>
+          <w:rFonts w:ascii="Times New Roman" w:hAnsi="Times New Roman" w:cs="Times New Roman"/>
+          <w:sz w:val="24"/>
+          <w:szCs w:val="24"/>
+        </w:rPr>
+        <w:t>z</w:t>
+      </w:r>
+      <w:r>
+        <w:rPr>
+          <w:rFonts w:ascii="Times New Roman" w:hAnsi="Times New Roman" w:cs="Times New Roman"/>
+          <w:sz w:val="24"/>
+          <w:szCs w:val="24"/>
+        </w:rPr>
+        <w:t xml:space="preserve">tatinok </w:t>
+      </w:r>
+      <w:r>
+        <w:rPr>
+          <w:rStyle w:val="Strong"/>
+          <w:rFonts w:ascii="Times New Roman" w:hAnsi="Times New Roman" w:cs="Times New Roman"/>
+          <w:sz w:val="24"/>
+          <w:szCs w:val="24"/>
         </w:rPr>
         <w:t>bizonyítottan csökkentik</w:t>
       </w:r>
       <w:r>
+        <w:rPr>
+          <w:rFonts w:ascii="Times New Roman" w:hAnsi="Times New Roman" w:cs="Times New Roman"/>
+          <w:sz w:val="24"/>
+          <w:szCs w:val="24"/>
+        </w:rPr>
         <w:t xml:space="preserve"> az infarktus, stroke és halálozás kockázatát.</w:t>
       </w:r>
     </w:p>
     <w:p>
       <w:pPr>
-        <w:pStyle w:val="NormlWeb"/>
+        <w:pStyle w:val="ListParagraph"/>
         <w:numPr>
           <w:ilvl w:val="0"/>
-          <w:numId w:val="14"/>
+          <w:numId w:val="15"/>
         </w:numPr>
-      </w:pPr>
-      <w:r>
-        <w:t xml:space="preserve">A statinellenes </w:t>
-      </w:r>
-      <w:r>
-        <w:t xml:space="preserve">influencerektől elhangzó </w:t>
-      </w:r>
-      <w:r>
+        <w:rPr>
+          <w:rFonts w:ascii="Times New Roman" w:hAnsi="Times New Roman" w:cs="Times New Roman"/>
+          <w:sz w:val="24"/>
+          <w:szCs w:val="24"/>
+        </w:rPr>
+      </w:pPr>
+      <w:r>
+        <w:rPr>
+          <w:rFonts w:ascii="Times New Roman" w:hAnsi="Times New Roman" w:cs="Times New Roman"/>
+          <w:sz w:val="24"/>
+          <w:szCs w:val="24"/>
+        </w:rPr>
+        <w:t>A s</w:t>
+      </w:r>
+      <w:r>
+        <w:rPr>
+          <w:rFonts w:ascii="Times New Roman" w:hAnsi="Times New Roman" w:cs="Times New Roman"/>
+          <w:sz w:val="24"/>
+          <w:szCs w:val="24"/>
+        </w:rPr>
+        <w:t>z</w:t>
+      </w:r>
+      <w:r>
+        <w:rPr>
+          <w:rFonts w:ascii="Times New Roman" w:hAnsi="Times New Roman" w:cs="Times New Roman"/>
+          <w:sz w:val="24"/>
+          <w:szCs w:val="24"/>
+        </w:rPr>
+        <w:t xml:space="preserve">tatinellenes </w:t>
+      </w:r>
+      <w:r>
+        <w:rPr>
+          <w:rFonts w:ascii="Times New Roman" w:hAnsi="Times New Roman" w:cs="Times New Roman"/>
+          <w:sz w:val="24"/>
+          <w:szCs w:val="24"/>
+        </w:rPr>
+        <w:t>„</w:t>
+      </w:r>
+      <w:r>
+        <w:rPr>
+          <w:rFonts w:ascii="Times New Roman" w:hAnsi="Times New Roman" w:cs="Times New Roman"/>
+          <w:sz w:val="24"/>
+          <w:szCs w:val="24"/>
+        </w:rPr>
+        <w:t>influen</w:t>
+      </w:r>
+      <w:r>
+        <w:rPr>
+          <w:rFonts w:ascii="Times New Roman" w:hAnsi="Times New Roman" w:cs="Times New Roman"/>
+          <w:sz w:val="24"/>
+          <w:szCs w:val="24"/>
+        </w:rPr>
+        <w:t>sz</w:t>
+      </w:r>
+      <w:r>
+        <w:rPr>
+          <w:rFonts w:ascii="Times New Roman" w:hAnsi="Times New Roman" w:cs="Times New Roman"/>
+          <w:sz w:val="24"/>
+          <w:szCs w:val="24"/>
+        </w:rPr>
+        <w:t>erektől</w:t>
+      </w:r>
+      <w:r>
+        <w:rPr>
+          <w:rFonts w:ascii="Times New Roman" w:hAnsi="Times New Roman" w:cs="Times New Roman"/>
+          <w:sz w:val="24"/>
+          <w:szCs w:val="24"/>
+        </w:rPr>
+        <w:t>"</w:t>
+      </w:r>
+      <w:r>
+        <w:rPr>
+          <w:rFonts w:ascii="Times New Roman" w:hAnsi="Times New Roman" w:cs="Times New Roman"/>
+          <w:sz w:val="24"/>
+          <w:szCs w:val="24"/>
+        </w:rPr>
+        <w:t xml:space="preserve"> elhangzó </w:t>
+      </w:r>
+      <w:r>
+        <w:rPr>
+          <w:rFonts w:ascii="Times New Roman" w:hAnsi="Times New Roman" w:cs="Times New Roman"/>
+          <w:sz w:val="24"/>
+          <w:szCs w:val="24"/>
+        </w:rPr>
         <w:t xml:space="preserve">kijelentések </w:t>
       </w:r>
       <w:r>
         <w:rPr>
-          <w:rStyle w:val="Kiemels2"/>
+          <w:rStyle w:val="Strong"/>
+          <w:rFonts w:ascii="Times New Roman" w:hAnsi="Times New Roman" w:cs="Times New Roman"/>
+          <w:sz w:val="24"/>
+          <w:szCs w:val="24"/>
         </w:rPr>
         <w:t xml:space="preserve">nem támaszthatók alá sem klinikai vizsgálatokkal, sem </w:t>
       </w:r>
       <w:r>
         <w:rPr>
-          <w:rStyle w:val="Kiemels2"/>
+          <w:rStyle w:val="Strong"/>
+          <w:rFonts w:ascii="Times New Roman" w:hAnsi="Times New Roman" w:cs="Times New Roman"/>
+          <w:sz w:val="24"/>
+          <w:szCs w:val="24"/>
         </w:rPr>
         <w:t xml:space="preserve">szakmai </w:t>
       </w:r>
       <w:r>
         <w:rPr>
-          <w:rStyle w:val="Kiemels2"/>
+          <w:rStyle w:val="Strong"/>
+          <w:rFonts w:ascii="Times New Roman" w:hAnsi="Times New Roman" w:cs="Times New Roman"/>
+          <w:sz w:val="24"/>
+          <w:szCs w:val="24"/>
         </w:rPr>
         <w:t>irányelvekkel</w:t>
       </w:r>
       <w:r>
+        <w:rPr>
+          <w:rFonts w:ascii="Times New Roman" w:hAnsi="Times New Roman" w:cs="Times New Roman"/>
+          <w:sz w:val="24"/>
+          <w:szCs w:val="24"/>
+        </w:rPr>
         <w:t>.</w:t>
+      </w:r>
+      <w:r>
+        <w:rPr>
+          <w:rFonts w:ascii="Times New Roman" w:hAnsi="Times New Roman" w:cs="Times New Roman"/>
+          <w:sz w:val="24"/>
+          <w:szCs w:val="24"/>
+        </w:rPr>
+        <w:t xml:space="preserve"> </w:t>
+      </w:r>
+      <w:r>
+        <w:rPr>
+          <w:rFonts w:ascii="Times New Roman" w:hAnsi="Times New Roman" w:cs="Times New Roman"/>
+          <w:sz w:val="24"/>
+          <w:szCs w:val="24"/>
+        </w:rPr>
+        <w:t xml:space="preserve">A terápia abbahagyása </w:t>
+      </w:r>
+      <w:r>
+        <w:rPr>
+          <w:rStyle w:val="Strong"/>
+          <w:rFonts w:ascii="Times New Roman" w:hAnsi="Times New Roman" w:cs="Times New Roman"/>
+          <w:sz w:val="24"/>
+          <w:szCs w:val="24"/>
+        </w:rPr>
+        <w:t>egyik legveszélyesebb betegmagatartás</w:t>
+      </w:r>
+      <w:r>
+        <w:rPr>
+          <w:rFonts w:ascii="Times New Roman" w:hAnsi="Times New Roman" w:cs="Times New Roman"/>
+          <w:sz w:val="24"/>
+          <w:szCs w:val="24"/>
+        </w:rPr>
+        <w:t>, különösen szív-érrendszeri betegség fennállása esetén.</w:t>
       </w:r>
     </w:p>
     <w:p>
       <w:pPr>
-        <w:pStyle w:val="NormlWeb"/>
+        <w:pStyle w:val="ListParagraph"/>
         <w:numPr>
           <w:ilvl w:val="0"/>
-          <w:numId w:val="14"/>
+          <w:numId w:val="15"/>
         </w:numPr>
-      </w:pPr>
-      <w:r>
-        <w:t xml:space="preserve">A terápia abbahagyása </w:t>
-      </w:r>
-      <w:r>
-        <w:rPr>
-          <w:rStyle w:val="Kiemels2"/>
-        </w:rPr>
-        <w:t>egyik legveszélyesebb betegmagatartás</w:t>
-      </w:r>
-      <w:r>
-        <w:t>, különösen szív-érrendszeri betegség fennállása esetén.</w:t>
-      </w:r>
-    </w:p>
-    <w:p>
-      <w:pPr>
-        <w:pStyle w:val="NormlWeb"/>
-        <w:numPr>
-          <w:ilvl w:val="0"/>
-          <w:numId w:val="14"/>
-        </w:numPr>
-      </w:pPr>
-      <w:r>
-        <w:t>A terápia haszna sokszorosan meghaladja a kockázatot</w:t>
-      </w:r>
-      <w:r>
-        <w:t>, a</w:t>
-      </w:r>
-      <w:r>
+        <w:spacing w:after="0"/>
+        <w:rPr>
+          <w:rFonts w:ascii="Times New Roman" w:hAnsi="Times New Roman" w:cs="Times New Roman"/>
+          <w:sz w:val="24"/>
+          <w:szCs w:val="24"/>
+        </w:rPr>
+      </w:pPr>
+      <w:r>
+        <w:rPr>
+          <w:rFonts w:ascii="Times New Roman" w:hAnsi="Times New Roman" w:cs="Times New Roman"/>
+          <w:sz w:val="24"/>
+          <w:szCs w:val="24"/>
+        </w:rPr>
+        <w:t>A terápia haszna sokszorosan meghaladja a kockázatot, a</w:t>
+      </w:r>
+      <w:r>
+        <w:rPr>
+          <w:rFonts w:ascii="Times New Roman" w:hAnsi="Times New Roman" w:cs="Times New Roman"/>
+          <w:sz w:val="24"/>
+          <w:szCs w:val="24"/>
+        </w:rPr>
         <w:t xml:space="preserve"> mellékhatások ritkák és </w:t>
       </w:r>
       <w:r>
+        <w:rPr>
+          <w:rFonts w:ascii="Times New Roman" w:hAnsi="Times New Roman" w:cs="Times New Roman"/>
+          <w:sz w:val="24"/>
+          <w:szCs w:val="24"/>
+        </w:rPr>
         <w:t>nem visszafordíthatatlanok</w:t>
       </w:r>
       <w:r>
-        <w:t xml:space="preserve">; </w:t>
-      </w:r>
-    </w:p>
-    <w:p>
-      <w:pPr>
-        <w:pStyle w:val="Cmsor2"/>
-      </w:pPr>
-      <w:r>
-        <w:t>Mikor elengedhetetlen a statin?</w:t>
-      </w:r>
-    </w:p>
-    <w:p>
-      <w:pPr>
-        <w:pStyle w:val="NormlWeb"/>
-        <w:numPr>
-          <w:ilvl w:val="0"/>
-          <w:numId w:val="13"/>
-        </w:numPr>
-      </w:pPr>
-      <w:r>
-        <w:t>Szívinfarktus vagy stroke után</w:t>
-      </w:r>
-    </w:p>
-    <w:p>
-      <w:pPr>
-        <w:pStyle w:val="NormlWeb"/>
-        <w:numPr>
-          <w:ilvl w:val="0"/>
-          <w:numId w:val="13"/>
-        </w:numPr>
-      </w:pPr>
-      <w:r>
-        <w:t>Revaszkularizáció után</w:t>
-      </w:r>
-    </w:p>
-    <w:p>
-      <w:pPr>
-        <w:pStyle w:val="NormlWeb"/>
-        <w:numPr>
-          <w:ilvl w:val="0"/>
-          <w:numId w:val="13"/>
-        </w:numPr>
-      </w:pPr>
-      <w:r>
-        <w:t>Magas LDL (&gt;4,9 mmol/L)</w:t>
-      </w:r>
-    </w:p>
-    <w:p>
-      <w:pPr>
-        <w:pStyle w:val="NormlWeb"/>
-        <w:numPr>
-          <w:ilvl w:val="0"/>
-          <w:numId w:val="13"/>
-        </w:numPr>
-      </w:pPr>
-      <w:r>
-        <w:t>Diabetes + 40 év felett</w:t>
-      </w:r>
-    </w:p>
-    <w:p>
-      <w:pPr>
-        <w:pStyle w:val="NormlWeb"/>
-        <w:numPr>
-          <w:ilvl w:val="0"/>
-          <w:numId w:val="13"/>
-        </w:numPr>
-      </w:pPr>
-      <w:r>
-        <w:t>Magas SCORE2 vagy SCORE2-OP kockázat</w:t>
-      </w:r>
-    </w:p>
-    <w:p>
-      <w:pPr>
-        <w:pStyle w:val="NormlWeb"/>
-      </w:pPr>
-      <w:r>
-        <w:t xml:space="preserve">A statin elhagyása ilyenkor </w:t>
-      </w:r>
-      <w:r>
-        <w:rPr>
-          <w:rStyle w:val="Kiemels2"/>
-        </w:rPr>
-        <w:t>jelentősen növeli a halálozás és újabb esemény kockázatát</w:t>
-      </w:r>
-      <w:r>
-        <w:t>!</w:t>
+        <w:rPr>
+          <w:rFonts w:ascii="Times New Roman" w:hAnsi="Times New Roman" w:cs="Times New Roman"/>
+          <w:sz w:val="24"/>
+          <w:szCs w:val="24"/>
+        </w:rPr>
+        <w:t>.</w:t>
       </w:r>
     </w:p>
     <w:p/>
     <w:p>
       <w:pPr>
-        <w:pStyle w:val="Cmsor2"/>
-      </w:pPr>
-      <w:r>
-        <w:t>1</w:t>
-      </w:r>
-      <w:r>
-        <w:t>. Mi a statinok szerepe?</w:t>
-      </w:r>
-      <w:r>
-        <w:rPr>
-          <w:noProof/>
-        </w:rPr>
-        <w:pict w14:anchorId="3C4A12D7">
-          <v:rect id="_x0000_i1027" alt="" style="width:453.6pt;height:.05pt;mso-width-percent:0;mso-height-percent:0;mso-width-percent:0;mso-height-percent:0" o:hralign="center" o:hrstd="t" o:hr="t" fillcolor="#a0a0a0" stroked="f"/>
-        </w:pict>
+        <w:rPr>
+          <w:b/>
+          <w:bCs/>
+          <w:sz w:val="28"/>
+          <w:szCs w:val="28"/>
+        </w:rPr>
+      </w:pPr>
+      <w:r>
+        <w:rPr>
+          <w:b/>
+          <w:bCs/>
+          <w:sz w:val="28"/>
+          <w:szCs w:val="28"/>
+        </w:rPr>
+        <w:t xml:space="preserve">Mikor </w:t>
+      </w:r>
+      <w:r>
+        <w:rPr>
+          <w:b/>
+          <w:bCs/>
+          <w:sz w:val="28"/>
+          <w:szCs w:val="28"/>
+        </w:rPr>
+        <w:t>e</w:t>
+      </w:r>
+      <w:r>
+        <w:rPr>
+          <w:b/>
+          <w:bCs/>
+          <w:sz w:val="28"/>
+          <w:szCs w:val="28"/>
+        </w:rPr>
+        <w:t xml:space="preserve">lengedhetetlen a </w:t>
+      </w:r>
+      <w:r>
+        <w:rPr>
+          <w:b/>
+          <w:bCs/>
+          <w:sz w:val="28"/>
+          <w:szCs w:val="28"/>
+        </w:rPr>
+        <w:t>sztatin</w:t>
+      </w:r>
+      <w:r>
+        <w:rPr>
+          <w:b/>
+          <w:bCs/>
+          <w:sz w:val="28"/>
+          <w:szCs w:val="28"/>
+        </w:rPr>
+        <w:t>?</w:t>
       </w:r>
     </w:p>
     <w:p>
       <w:pPr>
-        <w:pStyle w:val="NormlWeb"/>
-      </w:pPr>
-      <w:r>
-        <w:t>A statinok az elsőként választandó, bizonyítékokon alapuló terápiák az LDL-csökkentésben.</w:t>
+        <w:pStyle w:val="ListParagraph"/>
+        <w:numPr>
+          <w:ilvl w:val="0"/>
+          <w:numId w:val="17"/>
+        </w:numPr>
+        <w:rPr>
+          <w:rFonts w:ascii="Times New Roman" w:hAnsi="Times New Roman" w:cs="Times New Roman"/>
+          <w:sz w:val="24"/>
+          <w:szCs w:val="24"/>
+        </w:rPr>
+      </w:pPr>
+      <w:r>
+        <w:rPr>
+          <w:rFonts w:ascii="Times New Roman" w:hAnsi="Times New Roman" w:cs="Times New Roman"/>
+          <w:sz w:val="24"/>
+          <w:szCs w:val="24"/>
+        </w:rPr>
+        <w:t>Szívinfarktus vagy stroke után</w:t>
       </w:r>
     </w:p>
     <w:p>
       <w:pPr>
-        <w:pStyle w:val="Cmsor3"/>
-      </w:pPr>
-      <w:r>
-        <w:t>A statinok bizonyított előnyei (ESC/AHA 2023–2024</w:t>
-      </w:r>
-      <w:r>
+        <w:pStyle w:val="ListParagraph"/>
+        <w:numPr>
+          <w:ilvl w:val="0"/>
+          <w:numId w:val="17"/>
+        </w:numPr>
+        <w:rPr>
+          <w:rFonts w:ascii="Times New Roman" w:hAnsi="Times New Roman" w:cs="Times New Roman"/>
+          <w:sz w:val="24"/>
+          <w:szCs w:val="24"/>
+        </w:rPr>
+      </w:pPr>
+      <w:r>
+        <w:rPr>
+          <w:rFonts w:ascii="Times New Roman" w:hAnsi="Times New Roman" w:cs="Times New Roman"/>
+          <w:sz w:val="24"/>
+          <w:szCs w:val="24"/>
+        </w:rPr>
+        <w:t>Revaszkularizáció után</w:t>
+      </w:r>
+      <w:r>
+        <w:rPr>
+          <w:rFonts w:ascii="Times New Roman" w:hAnsi="Times New Roman" w:cs="Times New Roman"/>
+          <w:sz w:val="24"/>
+          <w:szCs w:val="24"/>
+        </w:rPr>
+        <w:t xml:space="preserve"> – </w:t>
+      </w:r>
+      <w:r>
+        <w:rPr>
+          <w:rFonts w:ascii="Times New Roman" w:hAnsi="Times New Roman" w:cs="Times New Roman"/>
+          <w:sz w:val="24"/>
+          <w:szCs w:val="24"/>
+        </w:rPr>
+        <w:t xml:space="preserve">pl. </w:t>
+      </w:r>
+      <w:r>
+        <w:rPr>
+          <w:rFonts w:ascii="Times New Roman" w:hAnsi="Times New Roman" w:cs="Times New Roman"/>
+          <w:sz w:val="24"/>
+          <w:szCs w:val="24"/>
+        </w:rPr>
+        <w:t>szívműtét</w:t>
+      </w:r>
+      <w:r>
+        <w:rPr>
+          <w:rFonts w:ascii="Times New Roman" w:hAnsi="Times New Roman" w:cs="Times New Roman"/>
+          <w:sz w:val="24"/>
+          <w:szCs w:val="24"/>
+        </w:rPr>
+        <w:t xml:space="preserve"> vagy</w:t>
+      </w:r>
+      <w:r>
+        <w:rPr>
+          <w:rFonts w:ascii="Times New Roman" w:hAnsi="Times New Roman" w:cs="Times New Roman"/>
+          <w:sz w:val="24"/>
+          <w:szCs w:val="24"/>
+        </w:rPr>
+        <w:t xml:space="preserve"> katéteres koszorúér tágítás</w:t>
+      </w:r>
+    </w:p>
+    <w:p>
+      <w:pPr>
+        <w:pStyle w:val="ListParagraph"/>
+        <w:numPr>
+          <w:ilvl w:val="0"/>
+          <w:numId w:val="17"/>
+        </w:numPr>
+        <w:rPr>
+          <w:rFonts w:ascii="Times New Roman" w:hAnsi="Times New Roman" w:cs="Times New Roman"/>
+          <w:sz w:val="24"/>
+          <w:szCs w:val="24"/>
+        </w:rPr>
+      </w:pPr>
+      <w:r>
+        <w:rPr>
+          <w:rFonts w:ascii="Times New Roman" w:hAnsi="Times New Roman" w:cs="Times New Roman"/>
+          <w:sz w:val="24"/>
+          <w:szCs w:val="24"/>
+        </w:rPr>
+        <w:t>Igen m</w:t>
+      </w:r>
+      <w:r>
+        <w:rPr>
+          <w:rFonts w:ascii="Times New Roman" w:hAnsi="Times New Roman" w:cs="Times New Roman"/>
+          <w:sz w:val="24"/>
+          <w:szCs w:val="24"/>
+        </w:rPr>
+        <w:t xml:space="preserve">agas LDL </w:t>
+      </w:r>
+      <w:r>
+        <w:rPr>
+          <w:rFonts w:ascii="Times New Roman" w:hAnsi="Times New Roman" w:cs="Times New Roman"/>
+          <w:sz w:val="24"/>
+          <w:szCs w:val="24"/>
+        </w:rPr>
+        <w:t xml:space="preserve">koleszterin </w:t>
+      </w:r>
+      <w:r>
+        <w:rPr>
+          <w:rFonts w:ascii="Times New Roman" w:hAnsi="Times New Roman" w:cs="Times New Roman"/>
+          <w:sz w:val="24"/>
+          <w:szCs w:val="24"/>
+        </w:rPr>
+        <w:t>(&gt;4,9 mmol/L)</w:t>
+      </w:r>
+    </w:p>
+    <w:p>
+      <w:pPr>
+        <w:pStyle w:val="ListParagraph"/>
+        <w:numPr>
+          <w:ilvl w:val="0"/>
+          <w:numId w:val="17"/>
+        </w:numPr>
+        <w:rPr>
+          <w:rFonts w:ascii="Times New Roman" w:hAnsi="Times New Roman" w:cs="Times New Roman"/>
+          <w:sz w:val="24"/>
+          <w:szCs w:val="24"/>
+        </w:rPr>
+      </w:pPr>
+      <w:r>
+        <w:rPr>
+          <w:rFonts w:ascii="Times New Roman" w:hAnsi="Times New Roman" w:cs="Times New Roman"/>
+          <w:sz w:val="24"/>
+          <w:szCs w:val="24"/>
+        </w:rPr>
+        <w:t>40 év felett</w:t>
+      </w:r>
+      <w:r>
+        <w:rPr>
+          <w:rFonts w:ascii="Times New Roman" w:hAnsi="Times New Roman" w:cs="Times New Roman"/>
+          <w:sz w:val="24"/>
+          <w:szCs w:val="24"/>
+        </w:rPr>
+        <w:t>i cukorbetegek</w:t>
+      </w:r>
+    </w:p>
+    <w:p>
+      <w:pPr>
+        <w:pStyle w:val="ListParagraph"/>
+        <w:numPr>
+          <w:ilvl w:val="0"/>
+          <w:numId w:val="17"/>
+        </w:numPr>
+        <w:rPr>
+          <w:rFonts w:ascii="Times New Roman" w:hAnsi="Times New Roman" w:cs="Times New Roman"/>
+          <w:sz w:val="24"/>
+          <w:szCs w:val="24"/>
+        </w:rPr>
+      </w:pPr>
+      <w:r>
+        <w:rPr>
+          <w:rFonts w:ascii="Times New Roman" w:hAnsi="Times New Roman" w:cs="Times New Roman"/>
+          <w:sz w:val="24"/>
+          <w:szCs w:val="24"/>
+        </w:rPr>
+        <w:t>Magas</w:t>
+      </w:r>
+      <w:r>
+        <w:rPr>
+          <w:rFonts w:ascii="Times New Roman" w:hAnsi="Times New Roman" w:cs="Times New Roman"/>
+          <w:sz w:val="24"/>
+          <w:szCs w:val="24"/>
+        </w:rPr>
+        <w:t xml:space="preserve"> </w:t>
+      </w:r>
+      <w:r>
+        <w:rPr>
+          <w:rFonts w:ascii="Times New Roman" w:hAnsi="Times New Roman" w:cs="Times New Roman"/>
+          <w:sz w:val="24"/>
+          <w:szCs w:val="24"/>
+        </w:rPr>
+        <w:t xml:space="preserve">vagy igen magas </w:t>
+      </w:r>
+      <w:r>
+        <w:rPr>
+          <w:rFonts w:ascii="Times New Roman" w:hAnsi="Times New Roman" w:cs="Times New Roman"/>
+          <w:sz w:val="24"/>
+          <w:szCs w:val="24"/>
+        </w:rPr>
+        <w:t>10 éves szív- és érrendszeri betegségkockázat</w:t>
+      </w:r>
+    </w:p>
+    <w:p>
+      <w:pPr>
+        <w:pStyle w:val="Heading3"/>
+        <w:spacing w:before="0" w:line="240" w:lineRule="auto"/>
+        <w:rPr>
+          <w:rFonts w:ascii="Times New Roman" w:hAnsi="Times New Roman" w:cs="Times New Roman"/>
+        </w:rPr>
+      </w:pPr>
+    </w:p>
+    <w:p>
+      <w:pPr>
+        <w:rPr>
+          <w:b/>
+          <w:bCs/>
+          <w:sz w:val="28"/>
+          <w:szCs w:val="28"/>
+        </w:rPr>
+      </w:pPr>
+      <w:r>
+        <w:rPr>
+          <w:b/>
+          <w:bCs/>
+          <w:sz w:val="28"/>
+          <w:szCs w:val="28"/>
+        </w:rPr>
+        <w:t xml:space="preserve">A </w:t>
+      </w:r>
+      <w:r>
+        <w:rPr>
+          <w:b/>
+          <w:bCs/>
+          <w:sz w:val="28"/>
+          <w:szCs w:val="28"/>
+        </w:rPr>
+        <w:t>sztatin</w:t>
+      </w:r>
+      <w:r>
+        <w:rPr>
+          <w:b/>
+          <w:bCs/>
+          <w:sz w:val="28"/>
+          <w:szCs w:val="28"/>
+        </w:rPr>
+        <w:t>ok bizonyított előnyei (ESC/AHA 2023–2024</w:t>
+      </w:r>
+      <w:r>
+        <w:rPr>
+          <w:b/>
+          <w:bCs/>
+          <w:sz w:val="28"/>
+          <w:szCs w:val="28"/>
+        </w:rPr>
         <w:t xml:space="preserve"> ajánlások</w:t>
       </w:r>
       <w:r>
+        <w:rPr>
+          <w:b/>
+          <w:bCs/>
+          <w:sz w:val="28"/>
+          <w:szCs w:val="28"/>
+        </w:rPr>
         <w:t>)</w:t>
       </w:r>
     </w:p>
@@ -411,7 +1025,19 @@
           </w:tcPr>
           <w:p>
             <w:r>
-              <w:t>LDL-C 30–60% csökkenés</w:t>
+              <w:t xml:space="preserve">Az </w:t>
+            </w:r>
+            <w:r>
+              <w:t>LDL-C</w:t>
+            </w:r>
+            <w:r>
+              <w:t>-t</w:t>
+            </w:r>
+            <w:r>
+              <w:t xml:space="preserve"> </w:t>
+            </w:r>
+            <w:r>
+              <w:t>hatásosan csökkentik</w:t>
             </w:r>
           </w:p>
         </w:tc>
@@ -435,7 +1061,10 @@
           </w:tcPr>
           <w:p>
             <w:r>
-              <w:t>Minden statin</w:t>
+              <w:t xml:space="preserve">Minden </w:t>
+            </w:r>
+            <w:r>
+              <w:t>sztatin</w:t>
             </w:r>
             <w:r>
               <w:t>,</w:t>
@@ -508,7 +1137,28 @@
               <w:t>S</w:t>
             </w:r>
             <w:r>
-              <w:t>zélütés, agyi infarktus, szívinfarktus megelőzésében</w:t>
+              <w:t>zélütés</w:t>
+            </w:r>
+            <w:r>
+              <w:t>ek</w:t>
+            </w:r>
+            <w:r>
+              <w:t>, agyi infarktus</w:t>
+            </w:r>
+            <w:r>
+              <w:t>ok</w:t>
+            </w:r>
+            <w:r>
+              <w:t>, szívinfarktus</w:t>
+            </w:r>
+            <w:r>
+              <w:t>ok</w:t>
+            </w:r>
+            <w:r>
+              <w:t xml:space="preserve"> megelőzés</w:t>
+            </w:r>
+            <w:r>
+              <w:t>e</w:t>
             </w:r>
           </w:p>
         </w:tc>
@@ -532,7 +1182,16 @@
           </w:tcPr>
           <w:p>
             <w:r>
-              <w:t>Primer és szekunder prevencióban is.</w:t>
+              <w:t>Megelőzésként</w:t>
+            </w:r>
+            <w:r>
+              <w:t xml:space="preserve"> és </w:t>
+            </w:r>
+            <w:r>
+              <w:t>már kialakult szív-érrendszeri betegségekben</w:t>
+            </w:r>
+            <w:r>
+              <w:t xml:space="preserve"> is.</w:t>
             </w:r>
           </w:p>
         </w:tc>
@@ -549,7 +1208,19 @@
           </w:tcPr>
           <w:p>
             <w:r>
-              <w:t>Halálozás csökkentése nagy kockázat esetén</w:t>
+              <w:t xml:space="preserve">Halálozás csökkentése </w:t>
+            </w:r>
+            <w:r>
+              <w:t>magas</w:t>
+            </w:r>
+            <w:r>
+              <w:t xml:space="preserve"> </w:t>
+            </w:r>
+            <w:r>
+              <w:t xml:space="preserve">szív-érrendszeri </w:t>
+            </w:r>
+            <w:r>
+              <w:t>kockázat esetén</w:t>
             </w:r>
           </w:p>
         </w:tc>
@@ -582,42 +1253,83 @@
     <w:p/>
     <w:p>
       <w:pPr>
-        <w:pStyle w:val="Cmsor2"/>
-      </w:pPr>
-      <w:r>
+        <w:rPr>
+          <w:b/>
+          <w:bCs/>
+          <w:sz w:val="28"/>
+          <w:szCs w:val="28"/>
+        </w:rPr>
+      </w:pPr>
+      <w:r>
+        <w:rPr>
+          <w:b/>
+          <w:bCs/>
+          <w:sz w:val="28"/>
+          <w:szCs w:val="28"/>
+        </w:rPr>
         <w:lastRenderedPageBreak/>
-        <w:t>2</w:t>
-      </w:r>
-      <w:r>
-        <w:t>. Mit állítanak a statinellenes források – és mit mond a tudomány?</w:t>
+        <w:t xml:space="preserve">Mit állítanak a </w:t>
+      </w:r>
+      <w:r>
+        <w:rPr>
+          <w:b/>
+          <w:bCs/>
+          <w:sz w:val="28"/>
+          <w:szCs w:val="28"/>
+        </w:rPr>
+        <w:t>sztatin</w:t>
+      </w:r>
+      <w:r>
+        <w:rPr>
+          <w:b/>
+          <w:bCs/>
+          <w:sz w:val="28"/>
+          <w:szCs w:val="28"/>
+        </w:rPr>
+        <w:t>ellenes források és mit mond a tudomány?</w:t>
       </w:r>
     </w:p>
     <w:p>
-      <w:r>
-        <w:rPr>
-          <w:noProof/>
-        </w:rPr>
-        <w:pict w14:anchorId="2D5B2814">
-          <v:rect id="_x0000_i1026" alt="" style="width:453.6pt;height:.05pt;mso-width-percent:0;mso-height-percent:0;mso-width-percent:0;mso-height-percent:0" o:hralign="center" o:hrstd="t" o:hr="t" fillcolor="#a0a0a0" stroked="f"/>
-        </w:pict>
-      </w:r>
+      <w:pPr>
+        <w:rPr>
+          <w:lang w:val="hu-HU" w:eastAsia="en-US"/>
+        </w:rPr>
+      </w:pPr>
     </w:p>
     <w:p>
-      <w:pPr>
-        <w:pStyle w:val="NormlWeb"/>
-      </w:pPr>
       <w:r>
         <w:t>Számos közszereplő,</w:t>
       </w:r>
       <w:r>
-        <w:t xml:space="preserve"> egészségügyi influencer</w:t>
-      </w:r>
-      <w:r>
         <w:t xml:space="preserve"> </w:t>
       </w:r>
       <w:r>
-        <w:rPr>
-          <w:rStyle w:val="Kiemels2"/>
+        <w:t xml:space="preserve">volt </w:t>
+      </w:r>
+      <w:r>
+        <w:t xml:space="preserve">egészségügyi </w:t>
+      </w:r>
+      <w:r>
+        <w:t>„</w:t>
+      </w:r>
+      <w:r>
+        <w:t>influen</w:t>
+      </w:r>
+      <w:r>
+        <w:t>sz</w:t>
+      </w:r>
+      <w:r>
+        <w:t>er</w:t>
+      </w:r>
+      <w:r>
+        <w:t>”</w:t>
+      </w:r>
+      <w:r>
+        <w:t xml:space="preserve"> </w:t>
+      </w:r>
+      <w:r>
+        <w:rPr>
+          <w:rStyle w:val="Strong"/>
         </w:rPr>
         <w:t>megfogalmazott olyan nézeteket</w:t>
       </w:r>
@@ -627,57 +1339,108 @@
     </w:p>
     <w:p>
       <w:pPr>
-        <w:pStyle w:val="NormlWeb"/>
+        <w:pStyle w:val="NormalWeb"/>
         <w:numPr>
           <w:ilvl w:val="0"/>
           <w:numId w:val="12"/>
         </w:numPr>
       </w:pPr>
       <w:r>
-        <w:t>a statinok hatástalanok vagy veszélyesek,</w:t>
+        <w:t>a koleszterin szükséges, tehát nem szabad csökkenteni</w:t>
       </w:r>
     </w:p>
     <w:p>
       <w:pPr>
-        <w:pStyle w:val="NormlWeb"/>
+        <w:pStyle w:val="NormalWeb"/>
         <w:numPr>
           <w:ilvl w:val="0"/>
           <w:numId w:val="12"/>
         </w:numPr>
       </w:pPr>
       <w:r>
-        <w:t>nincs bizonyíték a kardiovaszkuláris előnyükre,</w:t>
+        <w:t xml:space="preserve">a </w:t>
+      </w:r>
+      <w:r>
+        <w:t>sztatin</w:t>
+      </w:r>
+      <w:r>
+        <w:t>ok hatástalanok vagy veszélyesek,</w:t>
       </w:r>
     </w:p>
     <w:p>
       <w:pPr>
-        <w:pStyle w:val="NormlWeb"/>
+        <w:pStyle w:val="NormalWeb"/>
         <w:numPr>
           <w:ilvl w:val="0"/>
           <w:numId w:val="12"/>
         </w:numPr>
       </w:pPr>
       <w:r>
-        <w:t xml:space="preserve">vagy </w:t>
-      </w:r>
-      <w:r>
-        <w:t>az infarktus nem koleszterinfüggő folyamat.</w:t>
+        <w:t>például növelik az érrendszeri plakkok meszességét,</w:t>
       </w:r>
     </w:p>
     <w:p>
       <w:pPr>
-        <w:pStyle w:val="NormlWeb"/>
-      </w:pPr>
-      <w:r>
-        <w:rPr>
-          <w:rStyle w:val="Kiemels2"/>
-        </w:rPr>
-        <w:t>Ezek az állítások nem egyeznek meg a nemzetközi és hazai tudományos bizonyítékokkal.</w:t>
+        <w:pStyle w:val="NormalWeb"/>
+        <w:numPr>
+          <w:ilvl w:val="0"/>
+          <w:numId w:val="12"/>
+        </w:numPr>
+      </w:pPr>
+      <w:r>
+        <w:t>nincs bizonyíték a kardiovaszkuláris előnyükre,</w:t>
       </w:r>
     </w:p>
     <w:p>
       <w:pPr>
-        <w:pStyle w:val="Cmsor3"/>
+        <w:pStyle w:val="NormalWeb"/>
+        <w:numPr>
+          <w:ilvl w:val="0"/>
+          <w:numId w:val="12"/>
+        </w:numPr>
+      </w:pPr>
+      <w:r>
+        <w:t xml:space="preserve">vagy </w:t>
+      </w:r>
+      <w:r>
+        <w:t>az infarktus nem koleszterinfüggő folyamat.</w:t>
+      </w:r>
+    </w:p>
+    <w:p>
+      <w:pPr>
+        <w:pStyle w:val="NormalWeb"/>
+      </w:pPr>
+      <w:r>
+        <w:rPr>
+          <w:rStyle w:val="Strong"/>
+        </w:rPr>
+        <w:t xml:space="preserve">Ezek az állítások </w:t>
+      </w:r>
+      <w:r>
+        <w:rPr>
+          <w:rStyle w:val="Strong"/>
+        </w:rPr>
+        <w:t xml:space="preserve">azonban </w:t>
+      </w:r>
+      <w:r>
+        <w:rPr>
+          <w:rStyle w:val="Strong"/>
+        </w:rPr>
+        <w:t>nem egyeznek meg a nemzetközi és hazai tudományos bizonyítékokkal.</w:t>
+      </w:r>
+    </w:p>
+    <w:p>
+      <w:pPr>
+        <w:pStyle w:val="Heading3"/>
+        <w:rPr>
+          <w:rFonts w:ascii="Times New Roman" w:hAnsi="Times New Roman" w:cs="Times New Roman"/>
+          <w:b/>
+          <w:bCs/>
+        </w:rPr>
+      </w:pPr>
+    </w:p>
+    <w:p>
+      <w:pPr>
         <w:rPr>
           <w:b/>
           <w:bCs/>
@@ -685,17 +1448,15 @@
           <w:szCs w:val="28"/>
         </w:rPr>
       </w:pPr>
-    </w:p>
-    <w:p>
-      <w:pPr>
-        <w:pStyle w:val="Cmsor3"/>
+      <w:r>
         <w:rPr>
           <w:b/>
           <w:bCs/>
           <w:sz w:val="28"/>
           <w:szCs w:val="28"/>
         </w:rPr>
-      </w:pPr>
+        <w:t xml:space="preserve">A </w:t>
+      </w:r>
       <w:r>
         <w:rPr>
           <w:b/>
@@ -703,8 +1464,24 @@
           <w:sz w:val="28"/>
           <w:szCs w:val="28"/>
         </w:rPr>
-        <w:t>A statinellenes állítások tudományos értékelése</w:t>
-      </w:r>
+        <w:t>sztatin</w:t>
+      </w:r>
+      <w:r>
+        <w:rPr>
+          <w:b/>
+          <w:bCs/>
+          <w:sz w:val="28"/>
+          <w:szCs w:val="28"/>
+        </w:rPr>
+        <w:t>ellenes állítások tudományos értékelése</w:t>
+      </w:r>
+    </w:p>
+    <w:p>
+      <w:pPr>
+        <w:rPr>
+          <w:lang w:val="hu-HU" w:eastAsia="en-US"/>
+        </w:rPr>
+      </w:pPr>
     </w:p>
     <w:tbl>
       <w:tblPr>
@@ -719,8 +1496,8 @@
         <w:tblLook w:val="04A0" w:firstRow="1" w:lastRow="0" w:firstColumn="1" w:lastColumn="0" w:noHBand="0" w:noVBand="1"/>
       </w:tblPr>
       <w:tblGrid>
-        <w:gridCol w:w="3685"/>
-        <w:gridCol w:w="6700"/>
+        <w:gridCol w:w="2923"/>
+        <w:gridCol w:w="7462"/>
         <w:gridCol w:w="81"/>
       </w:tblGrid>
       <w:tr>
@@ -806,14 +1583,35 @@
           <w:tcPr>
             <w:tcW w:w="0" w:type="auto"/>
             <w:vAlign w:val="center"/>
-            <w:hideMark/>
           </w:tcPr>
           <w:p>
-            <w:r>
+            <w:pPr>
+              <w:pStyle w:val="NormalWeb"/>
               <w:rPr>
-                <w:rStyle w:val="Kiemels"/>
+                <w:rStyle w:val="Emphasis"/>
               </w:rPr>
-              <w:t>„A statinok hatástalanok.”</w:t>
+            </w:pPr>
+            <w:r>
+              <w:rPr>
+                <w:rStyle w:val="Emphasis"/>
+                <w:i w:val="0"/>
+                <w:iCs w:val="0"/>
+              </w:rPr>
+              <w:t>„A</w:t>
+            </w:r>
+            <w:r>
+              <w:rPr>
+                <w:i/>
+                <w:iCs/>
+              </w:rPr>
+              <w:t xml:space="preserve"> koleszterin szükséges, nem szabad csökkenteni</w:t>
+            </w:r>
+            <w:r>
+              <w:rPr>
+                <w:i/>
+                <w:iCs/>
+              </w:rPr>
+              <w:t>.”</w:t>
             </w:r>
           </w:p>
         </w:tc>
@@ -821,20 +1619,168 @@
           <w:tcPr>
             <w:tcW w:w="0" w:type="auto"/>
             <w:vAlign w:val="center"/>
-            <w:hideMark/>
           </w:tcPr>
           <w:p>
-            <w:r>
-              <w:t xml:space="preserve">Több mint 30 évnyi </w:t>
-            </w:r>
-            <w:r>
-              <w:t xml:space="preserve">jól megtervezett </w:t>
-            </w:r>
-            <w:r>
-              <w:t>klinikai vizsgálat igazolja a hatásosságukat LDL-csökkentésben és eseménycsökkentésben.</w:t>
-            </w:r>
-            <w:r>
-              <w:t xml:space="preserve"> (IA)</w:t>
+            <w:pPr>
+              <w:spacing w:line="300" w:lineRule="atLeast"/>
+              <w:rPr>
+                <w:b/>
+                <w:bCs/>
+              </w:rPr>
+            </w:pPr>
+            <w:r>
+              <w:t xml:space="preserve">Valóban </w:t>
+            </w:r>
+            <w:r>
+              <w:t>szükséges anyag. T</w:t>
+            </w:r>
+            <w:r>
+              <w:t xml:space="preserve">eljes „kiiktatása” </w:t>
+            </w:r>
+            <w:r>
+              <w:t xml:space="preserve">viszont </w:t>
+            </w:r>
+            <w:r>
+              <w:t xml:space="preserve">sztatinokkal </w:t>
+            </w:r>
+            <w:r>
+              <w:rPr>
+                <w:rStyle w:val="Strong"/>
+                <w:b w:val="0"/>
+                <w:bCs w:val="0"/>
+              </w:rPr>
+              <w:t xml:space="preserve">nem lehetséges </w:t>
+            </w:r>
+            <w:r>
+              <w:rPr>
+                <w:rStyle w:val="Strong"/>
+                <w:b w:val="0"/>
+                <w:bCs w:val="0"/>
+              </w:rPr>
+              <w:t>(</w:t>
+            </w:r>
+            <w:r>
+              <w:rPr>
+                <w:rStyle w:val="Strong"/>
+                <w:b w:val="0"/>
+                <w:bCs w:val="0"/>
+              </w:rPr>
+              <w:t>és nem is cél</w:t>
+            </w:r>
+            <w:r>
+              <w:rPr>
+                <w:rStyle w:val="Strong"/>
+                <w:b w:val="0"/>
+                <w:bCs w:val="0"/>
+              </w:rPr>
+              <w:t>), mivel</w:t>
+            </w:r>
+            <w:r>
+              <w:rPr>
+                <w:rStyle w:val="Strong"/>
+                <w:b w:val="0"/>
+                <w:bCs w:val="0"/>
+              </w:rPr>
+              <w:t xml:space="preserve"> </w:t>
+            </w:r>
+            <w:r>
+              <w:t>a</w:t>
+            </w:r>
+            <w:r>
+              <w:t xml:space="preserve">z emberi </w:t>
+            </w:r>
+            <w:r>
+              <w:t xml:space="preserve">szervezet </w:t>
+            </w:r>
+            <w:r>
+              <w:t>ön</w:t>
+            </w:r>
+            <w:r>
+              <w:rPr>
+                <w:rStyle w:val="Strong"/>
+                <w:b w:val="0"/>
+                <w:bCs w:val="0"/>
+              </w:rPr>
+              <w:t>maga</w:t>
+            </w:r>
+            <w:r>
+              <w:rPr>
+                <w:rStyle w:val="Strong"/>
+                <w:b w:val="0"/>
+                <w:bCs w:val="0"/>
+              </w:rPr>
+              <w:t xml:space="preserve"> is termeli</w:t>
+            </w:r>
+            <w:r>
+              <w:t xml:space="preserve"> </w:t>
+            </w:r>
+            <w:r>
+              <w:t>(</w:t>
+            </w:r>
+            <w:r>
+              <w:t>máj</w:t>
+            </w:r>
+            <w:r>
+              <w:t xml:space="preserve">unk állítja elő a </w:t>
+            </w:r>
+            <w:r>
+              <w:t>~70–80%</w:t>
+            </w:r>
+            <w:r>
+              <w:rPr>
+                <w:b/>
+                <w:bCs/>
+              </w:rPr>
+              <w:t>-</w:t>
+            </w:r>
+            <w:r>
+              <w:t>át</w:t>
+            </w:r>
+            <w:r>
+              <w:t>)</w:t>
+            </w:r>
+            <w:r>
+              <w:t xml:space="preserve">. </w:t>
+            </w:r>
+            <w:r>
+              <w:rPr>
+                <w:rStyle w:val="Strong"/>
+                <w:b w:val="0"/>
+                <w:bCs w:val="0"/>
+              </w:rPr>
+              <w:t>Viszont attól, hogy valami szükséges, az nem jelenti azt, hogy minden mennyiségben biztonságos is. Gondoljunk csak arra, hogy például vércukor nélkül sem tud</w:t>
+            </w:r>
+            <w:r>
+              <w:rPr>
+                <w:rStyle w:val="Strong"/>
+                <w:b w:val="0"/>
+                <w:bCs w:val="0"/>
+              </w:rPr>
+              <w:t>nán</w:t>
+            </w:r>
+            <w:r>
+              <w:rPr>
+                <w:rStyle w:val="Strong"/>
+                <w:b w:val="0"/>
+                <w:bCs w:val="0"/>
+              </w:rPr>
+              <w:t>k életben maradni, de ha sok van belőle, annak cukorbetegség a neve és</w:t>
+            </w:r>
+            <w:r>
+              <w:rPr>
+                <w:rStyle w:val="Strong"/>
+                <w:b w:val="0"/>
+                <w:bCs w:val="0"/>
+              </w:rPr>
+              <w:t xml:space="preserve"> nem kérdés, hogy</w:t>
+            </w:r>
+            <w:r>
+              <w:rPr>
+                <w:rStyle w:val="Strong"/>
+                <w:b w:val="0"/>
+                <w:bCs w:val="0"/>
+              </w:rPr>
+              <w:t xml:space="preserve"> kezelni kell.</w:t>
             </w:r>
           </w:p>
         </w:tc>
@@ -859,9 +1805,21 @@
           <w:p>
             <w:r>
               <w:rPr>
-                <w:rStyle w:val="Kiemels"/>
+                <w:rStyle w:val="Emphasis"/>
               </w:rPr>
-              <w:t>„Az infarktusnak nincs köze a koleszterinhez.”</w:t>
+              <w:t xml:space="preserve">„A </w:t>
+            </w:r>
+            <w:r>
+              <w:rPr>
+                <w:rStyle w:val="Emphasis"/>
+              </w:rPr>
+              <w:t>sztatin</w:t>
+            </w:r>
+            <w:r>
+              <w:rPr>
+                <w:rStyle w:val="Emphasis"/>
+              </w:rPr>
+              <w:t>ok hatástalanok.”</w:t>
             </w:r>
           </w:p>
         </w:tc>
@@ -873,19 +1831,112 @@
           </w:tcPr>
           <w:p>
             <w:r>
-              <w:t xml:space="preserve">Genetikai, epidemiológiai és </w:t>
-            </w:r>
-            <w:r>
-              <w:t xml:space="preserve">randomizált-kontrollált klinikai vizsgálatok </w:t>
-            </w:r>
-            <w:r>
-              <w:t xml:space="preserve">egyaránt bizonyítják az LDL ok-okozati szerepét </w:t>
-            </w:r>
-            <w:r>
-              <w:t>érelmeszesedésben.</w:t>
+              <w:t xml:space="preserve">Több mint 30 évnyi </w:t>
+            </w:r>
+            <w:r>
+              <w:t xml:space="preserve">jól megtervezett </w:t>
+            </w:r>
+            <w:r>
+              <w:t>klinikai vizsgálat igazolja a hatásosságukat LDL-csökkentésben és eseménycsökkentésben.</w:t>
             </w:r>
             <w:r>
               <w:t xml:space="preserve"> (IA)</w:t>
+            </w:r>
+          </w:p>
+        </w:tc>
+        <w:tc>
+          <w:tcPr>
+            <w:tcW w:w="0" w:type="auto"/>
+            <w:vAlign w:val="center"/>
+          </w:tcPr>
+          <w:p/>
+        </w:tc>
+      </w:tr>
+      <w:tr>
+        <w:trPr>
+          <w:tblCellSpacing w:w="15" w:type="dxa"/>
+        </w:trPr>
+        <w:tc>
+          <w:tcPr>
+            <w:tcW w:w="0" w:type="auto"/>
+            <w:vAlign w:val="center"/>
+          </w:tcPr>
+          <w:p>
+            <w:pPr>
+              <w:rPr>
+                <w:rStyle w:val="Emphasis"/>
+              </w:rPr>
+            </w:pPr>
+            <w:r>
+              <w:rPr>
+                <w:rStyle w:val="Emphasis"/>
+              </w:rPr>
+              <w:t>“A sztatinok növelik a plakkok meszességét.”</w:t>
+            </w:r>
+          </w:p>
+        </w:tc>
+        <w:tc>
+          <w:tcPr>
+            <w:tcW w:w="0" w:type="auto"/>
+            <w:vAlign w:val="center"/>
+          </w:tcPr>
+          <w:p>
+            <w:pPr>
+              <w:spacing w:line="300" w:lineRule="atLeast"/>
+            </w:pPr>
+            <w:r>
+              <w:t>Igaz. A s</w:t>
+            </w:r>
+            <w:r>
+              <w:t xml:space="preserve">zakirodalom ezt kalcium paradoxonként </w:t>
+            </w:r>
+            <w:r>
+              <w:t>ismeri</w:t>
+            </w:r>
+            <w:r>
+              <w:t xml:space="preserve"> – a mésztartalom nő, a szívinfarktus kockázata mégis </w:t>
+            </w:r>
+            <w:r>
+              <w:t>le</w:t>
+            </w:r>
+            <w:r>
+              <w:t xml:space="preserve">csökken. Arról van szó, hogy </w:t>
+            </w:r>
+            <w:r>
+              <w:t xml:space="preserve">a veszélyes, puha plakkok </w:t>
+            </w:r>
+            <w:r>
+              <w:t xml:space="preserve">idővel </w:t>
+            </w:r>
+            <w:r>
+              <w:t xml:space="preserve">stabilabb, </w:t>
+            </w:r>
+            <w:r>
+              <w:t xml:space="preserve">megrepedésre </w:t>
+            </w:r>
+            <w:r>
+              <w:t xml:space="preserve">kevésbé </w:t>
+            </w:r>
+            <w:r>
+              <w:t>hajlamos</w:t>
+            </w:r>
+            <w:r>
+              <w:t xml:space="preserve"> formává ala</w:t>
+            </w:r>
+            <w:r>
+              <w:t>kulnak át</w:t>
+            </w:r>
+            <w:r>
+              <w:t>.</w:t>
+            </w:r>
+            <w:r>
+              <w:t xml:space="preserve"> Másrészt hatásos LDL koleszterin csökkentés mellett akár a plakkok méretének csökkenése is </w:t>
+            </w:r>
+            <w:r>
+              <w:t>bekövetkezhet</w:t>
+            </w:r>
+            <w:r>
+              <w:t>.</w:t>
             </w:r>
           </w:p>
         </w:tc>
@@ -910,21 +1961,9 @@
           <w:p>
             <w:r>
               <w:rPr>
-                <w:rStyle w:val="Kiemels"/>
+                <w:rStyle w:val="Emphasis"/>
               </w:rPr>
-              <w:t xml:space="preserve">„A </w:t>
-            </w:r>
-            <w:r>
-              <w:rPr>
-                <w:rStyle w:val="Kiemels"/>
-              </w:rPr>
-              <w:t>koleszterincsökkentők</w:t>
-            </w:r>
-            <w:r>
-              <w:rPr>
-                <w:rStyle w:val="Kiemels"/>
-              </w:rPr>
-              <w:t xml:space="preserve"> károsabbak, mint amennyit használnak.”</w:t>
+              <w:t>„Az infarktusnak nincs köze a koleszterinhez.”</w:t>
             </w:r>
           </w:p>
         </w:tc>
@@ -936,7 +1975,16 @@
           </w:tcPr>
           <w:p>
             <w:r>
-              <w:t>A mellékhatások túlnyomó része enyhe, és ritka. A CV események csökkentése messze meghaladja a kockázatot.</w:t>
+              <w:t xml:space="preserve">Genetikai, epidemiológiai és </w:t>
+            </w:r>
+            <w:r>
+              <w:t xml:space="preserve">randomizált-kontrollált klinikai vizsgálatok </w:t>
+            </w:r>
+            <w:r>
+              <w:t xml:space="preserve">egyaránt bizonyítják az LDL ok-okozati szerepét </w:t>
+            </w:r>
+            <w:r>
+              <w:t>érelmeszesedésben.</w:t>
             </w:r>
             <w:r>
               <w:t xml:space="preserve"> (IA)</w:t>
@@ -964,9 +2012,21 @@
           <w:p>
             <w:r>
               <w:rPr>
-                <w:rStyle w:val="Kiemels"/>
+                <w:rStyle w:val="Emphasis"/>
               </w:rPr>
-              <w:t>„Nincs bizonyíték arra, hogy a statin javítja a túlélést.”</w:t>
+              <w:t xml:space="preserve">„A </w:t>
+            </w:r>
+            <w:r>
+              <w:rPr>
+                <w:rStyle w:val="Emphasis"/>
+              </w:rPr>
+              <w:t>koleszterincsökkentők</w:t>
+            </w:r>
+            <w:r>
+              <w:rPr>
+                <w:rStyle w:val="Emphasis"/>
+              </w:rPr>
+              <w:t xml:space="preserve"> károsabbak, mint amennyit használnak.”</w:t>
             </w:r>
           </w:p>
         </w:tc>
@@ -978,7 +2038,94 @@
           </w:tcPr>
           <w:p>
             <w:r>
-              <w:t xml:space="preserve">Nagy kockázatban (pl. szívinfarktus után) egyértelműen csökkenti a </w:t>
+              <w:t xml:space="preserve">A mellékhatások túlnyomó része enyhe, és ritka. A </w:t>
+            </w:r>
+            <w:r>
+              <w:t>szív-érrendszeri</w:t>
+            </w:r>
+            <w:r>
+              <w:t xml:space="preserve"> események </w:t>
+            </w:r>
+            <w:r>
+              <w:t xml:space="preserve">megelőzése sokszorosan </w:t>
+            </w:r>
+            <w:r>
+              <w:t>meghaladja a kockázato</w:t>
+            </w:r>
+            <w:r>
+              <w:t>ka</w:t>
+            </w:r>
+            <w:r>
+              <w:t>t.</w:t>
+            </w:r>
+            <w:r>
+              <w:t xml:space="preserve"> (IA)</w:t>
+            </w:r>
+          </w:p>
+        </w:tc>
+        <w:tc>
+          <w:tcPr>
+            <w:tcW w:w="0" w:type="auto"/>
+            <w:vAlign w:val="center"/>
+          </w:tcPr>
+          <w:p/>
+        </w:tc>
+      </w:tr>
+      <w:tr>
+        <w:trPr>
+          <w:tblCellSpacing w:w="15" w:type="dxa"/>
+        </w:trPr>
+        <w:tc>
+          <w:tcPr>
+            <w:tcW w:w="0" w:type="auto"/>
+            <w:vAlign w:val="center"/>
+            <w:hideMark/>
+          </w:tcPr>
+          <w:p>
+            <w:r>
+              <w:rPr>
+                <w:rStyle w:val="Emphasis"/>
+              </w:rPr>
+              <w:t xml:space="preserve">„Nincs bizonyíték arra, hogy a </w:t>
+            </w:r>
+            <w:r>
+              <w:rPr>
+                <w:rStyle w:val="Emphasis"/>
+              </w:rPr>
+              <w:t>sztatin</w:t>
+            </w:r>
+            <w:r>
+              <w:rPr>
+                <w:rStyle w:val="Emphasis"/>
+              </w:rPr>
+              <w:t xml:space="preserve"> javítja a túlélést.”</w:t>
+            </w:r>
+          </w:p>
+        </w:tc>
+        <w:tc>
+          <w:tcPr>
+            <w:tcW w:w="0" w:type="auto"/>
+            <w:vAlign w:val="center"/>
+            <w:hideMark/>
+          </w:tcPr>
+          <w:p>
+            <w:r>
+              <w:t>Magas</w:t>
+            </w:r>
+            <w:r>
+              <w:t xml:space="preserve"> kockázat</w:t>
+            </w:r>
+            <w:r>
+              <w:t>ú betegekben</w:t>
+            </w:r>
+            <w:r>
+              <w:t xml:space="preserve"> (pl. szívinfarktus után</w:t>
+            </w:r>
+            <w:r>
+              <w:t xml:space="preserve"> vagy sok rizikófaktorral élő páciensek</w:t>
+            </w:r>
+            <w:r>
+              <w:t xml:space="preserve">) egyértelműen csökkenti a </w:t>
             </w:r>
             <w:r>
               <w:t>halálozást</w:t>
@@ -1004,24 +2151,47 @@
     <w:p/>
     <w:p>
       <w:pPr>
-        <w:pStyle w:val="Cmsor2"/>
-      </w:pPr>
-      <w:r>
-        <w:t>3</w:t>
-      </w:r>
-      <w:r>
-        <w:t>. A statinellenes narratívák veszélyei</w:t>
+        <w:rPr>
+          <w:b/>
+          <w:bCs/>
+          <w:sz w:val="28"/>
+          <w:szCs w:val="28"/>
+        </w:rPr>
+      </w:pPr>
+      <w:r>
+        <w:rPr>
+          <w:b/>
+          <w:bCs/>
+          <w:sz w:val="28"/>
+          <w:szCs w:val="28"/>
+        </w:rPr>
+        <w:t xml:space="preserve">A </w:t>
+      </w:r>
+      <w:r>
+        <w:rPr>
+          <w:b/>
+          <w:bCs/>
+          <w:sz w:val="28"/>
+          <w:szCs w:val="28"/>
+        </w:rPr>
+        <w:t>sztatin</w:t>
+      </w:r>
+      <w:r>
+        <w:rPr>
+          <w:b/>
+          <w:bCs/>
+          <w:sz w:val="28"/>
+          <w:szCs w:val="28"/>
+        </w:rPr>
+        <w:t>ellenes narratívák veszélyei</w:t>
       </w:r>
     </w:p>
     <w:p>
-      <w:r>
-        <w:rPr>
-          <w:noProof/>
-        </w:rPr>
-        <w:pict w14:anchorId="02DA862C">
-          <v:rect id="_x0000_i1025" alt="" style="width:453.6pt;height:.05pt;mso-width-percent:0;mso-height-percent:0;mso-width-percent:0;mso-height-percent:0" o:hralign="center" o:hrstd="t" o:hr="t" fillcolor="#a0a0a0" stroked="f"/>
-        </w:pict>
-      </w:r>
+      <w:pPr>
+        <w:rPr>
+          <w:lang w:val="hu-HU" w:eastAsia="en-US"/>
+        </w:rPr>
+      </w:pPr>
     </w:p>
     <w:tbl>
       <w:tblPr>
@@ -1036,8 +2206,8 @@
         <w:tblLook w:val="04A0" w:firstRow="1" w:lastRow="0" w:firstColumn="1" w:lastColumn="0" w:noHBand="0" w:noVBand="1"/>
       </w:tblPr>
       <w:tblGrid>
-        <w:gridCol w:w="4480"/>
-        <w:gridCol w:w="5986"/>
+        <w:gridCol w:w="4596"/>
+        <w:gridCol w:w="5870"/>
       </w:tblGrid>
       <w:tr>
         <w:trPr>
@@ -1104,7 +2274,7 @@
           <w:p>
             <w:r>
               <w:rPr>
-                <w:rStyle w:val="Kiemels2"/>
+                <w:rStyle w:val="Strong"/>
               </w:rPr>
               <w:t>Terápia önkényes elhagyása</w:t>
             </w:r>
@@ -1133,7 +2303,13 @@
               <w:t>ának</w:t>
             </w:r>
             <w:r>
-              <w:t xml:space="preserve"> gyors növekedése.</w:t>
+              <w:t xml:space="preserve"> gyors </w:t>
+            </w:r>
+            <w:r>
+              <w:t xml:space="preserve">és jelentős </w:t>
+            </w:r>
+            <w:r>
+              <w:t>növekedése.</w:t>
             </w:r>
           </w:p>
         </w:tc>
@@ -1151,7 +2327,7 @@
           <w:p>
             <w:r>
               <w:rPr>
-                <w:rStyle w:val="Kiemels2"/>
+                <w:rStyle w:val="Strong"/>
               </w:rPr>
               <w:t>Késleltetett kezelés</w:t>
             </w:r>
@@ -1192,7 +2368,7 @@
           <w:p>
             <w:r>
               <w:rPr>
-                <w:rStyle w:val="Kiemels2"/>
+                <w:rStyle w:val="Strong"/>
               </w:rPr>
               <w:t>Félelemkeltés</w:t>
             </w:r>
@@ -1230,25 +2406,37 @@
           <w:p>
             <w:r>
               <w:rPr>
-                <w:rStyle w:val="Kiemels2"/>
+                <w:rStyle w:val="Strong"/>
               </w:rPr>
               <w:t>Alternatív „kezelések” felé terelés</w:t>
             </w:r>
             <w:r>
               <w:rPr>
-                <w:rStyle w:val="Kiemels2"/>
+                <w:rStyle w:val="Strong"/>
               </w:rPr>
-              <w:t>, „megélhetési influencer</w:t>
+              <w:t>, „megélhetési influen</w:t>
             </w:r>
             <w:r>
               <w:rPr>
-                <w:rStyle w:val="Kiemels2"/>
+                <w:rStyle w:val="Strong"/>
+              </w:rPr>
+              <w:t>sz</w:t>
+            </w:r>
+            <w:r>
+              <w:rPr>
+                <w:rStyle w:val="Strong"/>
+              </w:rPr>
+              <w:t>er</w:t>
+            </w:r>
+            <w:r>
+              <w:rPr>
+                <w:rStyle w:val="Strong"/>
               </w:rPr>
               <w:t>kedés</w:t>
             </w:r>
             <w:r>
               <w:rPr>
-                <w:rStyle w:val="Kiemels2"/>
+                <w:rStyle w:val="Strong"/>
               </w:rPr>
               <w:t>”</w:t>
             </w:r>
@@ -1729,6 +2917,119 @@
     </w:lvl>
   </w:abstractNum>
   <w:abstractNum w:abstractNumId="3" w15:restartNumberingAfterBreak="0">
+    <w:nsid w:val="11691EC2"/>
+    <w:multiLevelType w:val="hybridMultilevel"/>
+    <w:tmpl w:val="7F58CFBA"/>
+    <w:lvl w:ilvl="0" w:tplc="08090001">
+      <w:start w:val="1"/>
+      <w:numFmt w:val="bullet"/>
+      <w:lvlText w:val=""/>
+      <w:lvlJc w:val="left"/>
+      <w:pPr>
+        <w:ind w:left="720" w:hanging="360"/>
+      </w:pPr>
+      <w:rPr>
+        <w:rFonts w:ascii="Symbol" w:hAnsi="Symbol" w:hint="default"/>
+      </w:rPr>
+    </w:lvl>
+    <w:lvl w:ilvl="1" w:tplc="08090003" w:tentative="1">
+      <w:start w:val="1"/>
+      <w:numFmt w:val="bullet"/>
+      <w:lvlText w:val="o"/>
+      <w:lvlJc w:val="left"/>
+      <w:pPr>
+        <w:ind w:left="1440" w:hanging="360"/>
+      </w:pPr>
+      <w:rPr>
+        <w:rFonts w:ascii="Courier New" w:hAnsi="Courier New" w:cs="Courier New" w:hint="default"/>
+      </w:rPr>
+    </w:lvl>
+    <w:lvl w:ilvl="2" w:tplc="08090005" w:tentative="1">
+      <w:start w:val="1"/>
+      <w:numFmt w:val="bullet"/>
+      <w:lvlText w:val=""/>
+      <w:lvlJc w:val="left"/>
+      <w:pPr>
+        <w:ind w:left="2160" w:hanging="360"/>
+      </w:pPr>
+      <w:rPr>
+        <w:rFonts w:ascii="Wingdings" w:hAnsi="Wingdings" w:hint="default"/>
+      </w:rPr>
+    </w:lvl>
+    <w:lvl w:ilvl="3" w:tplc="08090001" w:tentative="1">
+      <w:start w:val="1"/>
+      <w:numFmt w:val="bullet"/>
+      <w:lvlText w:val=""/>
+      <w:lvlJc w:val="left"/>
+      <w:pPr>
+        <w:ind w:left="2880" w:hanging="360"/>
+      </w:pPr>
+      <w:rPr>
+        <w:rFonts w:ascii="Symbol" w:hAnsi="Symbol" w:hint="default"/>
+      </w:rPr>
+    </w:lvl>
+    <w:lvl w:ilvl="4" w:tplc="08090003" w:tentative="1">
+      <w:start w:val="1"/>
+      <w:numFmt w:val="bullet"/>
+      <w:lvlText w:val="o"/>
+      <w:lvlJc w:val="left"/>
+      <w:pPr>
+        <w:ind w:left="3600" w:hanging="360"/>
+      </w:pPr>
+      <w:rPr>
+        <w:rFonts w:ascii="Courier New" w:hAnsi="Courier New" w:cs="Courier New" w:hint="default"/>
+      </w:rPr>
+    </w:lvl>
+    <w:lvl w:ilvl="5" w:tplc="08090005" w:tentative="1">
+      <w:start w:val="1"/>
+      <w:numFmt w:val="bullet"/>
+      <w:lvlText w:val=""/>
+      <w:lvlJc w:val="left"/>
+      <w:pPr>
+        <w:ind w:left="4320" w:hanging="360"/>
+      </w:pPr>
+      <w:rPr>
+        <w:rFonts w:ascii="Wingdings" w:hAnsi="Wingdings" w:hint="default"/>
+      </w:rPr>
+    </w:lvl>
+    <w:lvl w:ilvl="6" w:tplc="08090001" w:tentative="1">
+      <w:start w:val="1"/>
+      <w:numFmt w:val="bullet"/>
+      <w:lvlText w:val=""/>
+      <w:lvlJc w:val="left"/>
+      <w:pPr>
+        <w:ind w:left="5040" w:hanging="360"/>
+      </w:pPr>
+      <w:rPr>
+        <w:rFonts w:ascii="Symbol" w:hAnsi="Symbol" w:hint="default"/>
+      </w:rPr>
+    </w:lvl>
+    <w:lvl w:ilvl="7" w:tplc="08090003" w:tentative="1">
+      <w:start w:val="1"/>
+      <w:numFmt w:val="bullet"/>
+      <w:lvlText w:val="o"/>
+      <w:lvlJc w:val="left"/>
+      <w:pPr>
+        <w:ind w:left="5760" w:hanging="360"/>
+      </w:pPr>
+      <w:rPr>
+        <w:rFonts w:ascii="Courier New" w:hAnsi="Courier New" w:cs="Courier New" w:hint="default"/>
+      </w:rPr>
+    </w:lvl>
+    <w:lvl w:ilvl="8" w:tplc="08090005" w:tentative="1">
+      <w:start w:val="1"/>
+      <w:numFmt w:val="bullet"/>
+      <w:lvlText w:val=""/>
+      <w:lvlJc w:val="left"/>
+      <w:pPr>
+        <w:ind w:left="6480" w:hanging="360"/>
+      </w:pPr>
+      <w:rPr>
+        <w:rFonts w:ascii="Wingdings" w:hAnsi="Wingdings" w:hint="default"/>
+      </w:rPr>
+    </w:lvl>
+  </w:abstractNum>
+  <w:abstractNum w:abstractNumId="4" w15:restartNumberingAfterBreak="0">
     <w:nsid w:val="1189576A"/>
     <w:multiLevelType w:val="multilevel"/>
     <w:tmpl w:val="7A048272"/>
@@ -1877,7 +3178,7 @@
       </w:rPr>
     </w:lvl>
   </w:abstractNum>
-  <w:abstractNum w:abstractNumId="4" w15:restartNumberingAfterBreak="0">
+  <w:abstractNum w:abstractNumId="5" w15:restartNumberingAfterBreak="0">
     <w:nsid w:val="2DAA0BC6"/>
     <w:multiLevelType w:val="multilevel"/>
     <w:tmpl w:val="C5F25D5C"/>
@@ -1990,7 +3291,7 @@
       </w:pPr>
     </w:lvl>
   </w:abstractNum>
-  <w:abstractNum w:abstractNumId="5" w15:restartNumberingAfterBreak="0">
+  <w:abstractNum w:abstractNumId="6" w15:restartNumberingAfterBreak="0">
     <w:nsid w:val="343D334E"/>
     <w:multiLevelType w:val="multilevel"/>
     <w:tmpl w:val="E07C71A4"/>
@@ -2010,7 +3311,7 @@
         <w:sz w:val="20"/>
       </w:rPr>
     </w:lvl>
-    <w:lvl w:ilvl="1" w:tentative="1">
+    <w:lvl w:ilvl="1">
       <w:start w:val="1"/>
       <w:numFmt w:val="bullet"/>
       <w:lvlText w:val="o"/>
@@ -2139,7 +3440,7 @@
       </w:rPr>
     </w:lvl>
   </w:abstractNum>
-  <w:abstractNum w:abstractNumId="6" w15:restartNumberingAfterBreak="0">
+  <w:abstractNum w:abstractNumId="7" w15:restartNumberingAfterBreak="0">
     <w:nsid w:val="38AD0FB0"/>
     <w:multiLevelType w:val="multilevel"/>
     <w:tmpl w:val="FD78A372"/>
@@ -2288,7 +3589,7 @@
       </w:rPr>
     </w:lvl>
   </w:abstractNum>
-  <w:abstractNum w:abstractNumId="7" w15:restartNumberingAfterBreak="0">
+  <w:abstractNum w:abstractNumId="8" w15:restartNumberingAfterBreak="0">
     <w:nsid w:val="3C0E29EC"/>
     <w:multiLevelType w:val="multilevel"/>
     <w:tmpl w:val="0DB6421E"/>
@@ -2437,7 +3738,7 @@
       </w:rPr>
     </w:lvl>
   </w:abstractNum>
-  <w:abstractNum w:abstractNumId="8" w15:restartNumberingAfterBreak="0">
+  <w:abstractNum w:abstractNumId="9" w15:restartNumberingAfterBreak="0">
     <w:nsid w:val="49395AE2"/>
     <w:multiLevelType w:val="multilevel"/>
     <w:tmpl w:val="AA74A100"/>
@@ -2550,7 +3851,7 @@
       </w:pPr>
     </w:lvl>
   </w:abstractNum>
-  <w:abstractNum w:abstractNumId="9" w15:restartNumberingAfterBreak="0">
+  <w:abstractNum w:abstractNumId="10" w15:restartNumberingAfterBreak="0">
     <w:nsid w:val="4A340418"/>
     <w:multiLevelType w:val="multilevel"/>
     <w:tmpl w:val="911A2B36"/>
@@ -2699,7 +4000,233 @@
       </w:rPr>
     </w:lvl>
   </w:abstractNum>
-  <w:abstractNum w:abstractNumId="10" w15:restartNumberingAfterBreak="0">
+  <w:abstractNum w:abstractNumId="11" w15:restartNumberingAfterBreak="0">
+    <w:nsid w:val="6B016129"/>
+    <w:multiLevelType w:val="hybridMultilevel"/>
+    <w:tmpl w:val="550E8B78"/>
+    <w:lvl w:ilvl="0" w:tplc="08090001">
+      <w:start w:val="1"/>
+      <w:numFmt w:val="bullet"/>
+      <w:lvlText w:val=""/>
+      <w:lvlJc w:val="left"/>
+      <w:pPr>
+        <w:ind w:left="720" w:hanging="360"/>
+      </w:pPr>
+      <w:rPr>
+        <w:rFonts w:ascii="Symbol" w:hAnsi="Symbol" w:hint="default"/>
+      </w:rPr>
+    </w:lvl>
+    <w:lvl w:ilvl="1" w:tplc="08090003" w:tentative="1">
+      <w:start w:val="1"/>
+      <w:numFmt w:val="bullet"/>
+      <w:lvlText w:val="o"/>
+      <w:lvlJc w:val="left"/>
+      <w:pPr>
+        <w:ind w:left="1440" w:hanging="360"/>
+      </w:pPr>
+      <w:rPr>
+        <w:rFonts w:ascii="Courier New" w:hAnsi="Courier New" w:cs="Courier New" w:hint="default"/>
+      </w:rPr>
+    </w:lvl>
+    <w:lvl w:ilvl="2" w:tplc="08090005" w:tentative="1">
+      <w:start w:val="1"/>
+      <w:numFmt w:val="bullet"/>
+      <w:lvlText w:val=""/>
+      <w:lvlJc w:val="left"/>
+      <w:pPr>
+        <w:ind w:left="2160" w:hanging="360"/>
+      </w:pPr>
+      <w:rPr>
+        <w:rFonts w:ascii="Wingdings" w:hAnsi="Wingdings" w:hint="default"/>
+      </w:rPr>
+    </w:lvl>
+    <w:lvl w:ilvl="3" w:tplc="08090001" w:tentative="1">
+      <w:start w:val="1"/>
+      <w:numFmt w:val="bullet"/>
+      <w:lvlText w:val=""/>
+      <w:lvlJc w:val="left"/>
+      <w:pPr>
+        <w:ind w:left="2880" w:hanging="360"/>
+      </w:pPr>
+      <w:rPr>
+        <w:rFonts w:ascii="Symbol" w:hAnsi="Symbol" w:hint="default"/>
+      </w:rPr>
+    </w:lvl>
+    <w:lvl w:ilvl="4" w:tplc="08090003" w:tentative="1">
+      <w:start w:val="1"/>
+      <w:numFmt w:val="bullet"/>
+      <w:lvlText w:val="o"/>
+      <w:lvlJc w:val="left"/>
+      <w:pPr>
+        <w:ind w:left="3600" w:hanging="360"/>
+      </w:pPr>
+      <w:rPr>
+        <w:rFonts w:ascii="Courier New" w:hAnsi="Courier New" w:cs="Courier New" w:hint="default"/>
+      </w:rPr>
+    </w:lvl>
+    <w:lvl w:ilvl="5" w:tplc="08090005" w:tentative="1">
+      <w:start w:val="1"/>
+      <w:numFmt w:val="bullet"/>
+      <w:lvlText w:val=""/>
+      <w:lvlJc w:val="left"/>
+      <w:pPr>
+        <w:ind w:left="4320" w:hanging="360"/>
+      </w:pPr>
+      <w:rPr>
+        <w:rFonts w:ascii="Wingdings" w:hAnsi="Wingdings" w:hint="default"/>
+      </w:rPr>
+    </w:lvl>
+    <w:lvl w:ilvl="6" w:tplc="08090001" w:tentative="1">
+      <w:start w:val="1"/>
+      <w:numFmt w:val="bullet"/>
+      <w:lvlText w:val=""/>
+      <w:lvlJc w:val="left"/>
+      <w:pPr>
+        <w:ind w:left="5040" w:hanging="360"/>
+      </w:pPr>
+      <w:rPr>
+        <w:rFonts w:ascii="Symbol" w:hAnsi="Symbol" w:hint="default"/>
+      </w:rPr>
+    </w:lvl>
+    <w:lvl w:ilvl="7" w:tplc="08090003" w:tentative="1">
+      <w:start w:val="1"/>
+      <w:numFmt w:val="bullet"/>
+      <w:lvlText w:val="o"/>
+      <w:lvlJc w:val="left"/>
+      <w:pPr>
+        <w:ind w:left="5760" w:hanging="360"/>
+      </w:pPr>
+      <w:rPr>
+        <w:rFonts w:ascii="Courier New" w:hAnsi="Courier New" w:cs="Courier New" w:hint="default"/>
+      </w:rPr>
+    </w:lvl>
+    <w:lvl w:ilvl="8" w:tplc="08090005" w:tentative="1">
+      <w:start w:val="1"/>
+      <w:numFmt w:val="bullet"/>
+      <w:lvlText w:val=""/>
+      <w:lvlJc w:val="left"/>
+      <w:pPr>
+        <w:ind w:left="6480" w:hanging="360"/>
+      </w:pPr>
+      <w:rPr>
+        <w:rFonts w:ascii="Wingdings" w:hAnsi="Wingdings" w:hint="default"/>
+      </w:rPr>
+    </w:lvl>
+  </w:abstractNum>
+  <w:abstractNum w:abstractNumId="12" w15:restartNumberingAfterBreak="0">
+    <w:nsid w:val="6C111D07"/>
+    <w:multiLevelType w:val="hybridMultilevel"/>
+    <w:tmpl w:val="BF1AD0D2"/>
+    <w:lvl w:ilvl="0" w:tplc="08090001">
+      <w:start w:val="1"/>
+      <w:numFmt w:val="bullet"/>
+      <w:lvlText w:val=""/>
+      <w:lvlJc w:val="left"/>
+      <w:pPr>
+        <w:ind w:left="720" w:hanging="360"/>
+      </w:pPr>
+      <w:rPr>
+        <w:rFonts w:ascii="Symbol" w:hAnsi="Symbol" w:hint="default"/>
+      </w:rPr>
+    </w:lvl>
+    <w:lvl w:ilvl="1" w:tplc="08090003" w:tentative="1">
+      <w:start w:val="1"/>
+      <w:numFmt w:val="bullet"/>
+      <w:lvlText w:val="o"/>
+      <w:lvlJc w:val="left"/>
+      <w:pPr>
+        <w:ind w:left="1440" w:hanging="360"/>
+      </w:pPr>
+      <w:rPr>
+        <w:rFonts w:ascii="Courier New" w:hAnsi="Courier New" w:cs="Courier New" w:hint="default"/>
+      </w:rPr>
+    </w:lvl>
+    <w:lvl w:ilvl="2" w:tplc="08090005" w:tentative="1">
+      <w:start w:val="1"/>
+      <w:numFmt w:val="bullet"/>
+      <w:lvlText w:val=""/>
+      <w:lvlJc w:val="left"/>
+      <w:pPr>
+        <w:ind w:left="2160" w:hanging="360"/>
+      </w:pPr>
+      <w:rPr>
+        <w:rFonts w:ascii="Wingdings" w:hAnsi="Wingdings" w:hint="default"/>
+      </w:rPr>
+    </w:lvl>
+    <w:lvl w:ilvl="3" w:tplc="08090001" w:tentative="1">
+      <w:start w:val="1"/>
+      <w:numFmt w:val="bullet"/>
+      <w:lvlText w:val=""/>
+      <w:lvlJc w:val="left"/>
+      <w:pPr>
+        <w:ind w:left="2880" w:hanging="360"/>
+      </w:pPr>
+      <w:rPr>
+        <w:rFonts w:ascii="Symbol" w:hAnsi="Symbol" w:hint="default"/>
+      </w:rPr>
+    </w:lvl>
+    <w:lvl w:ilvl="4" w:tplc="08090003" w:tentative="1">
+      <w:start w:val="1"/>
+      <w:numFmt w:val="bullet"/>
+      <w:lvlText w:val="o"/>
+      <w:lvlJc w:val="left"/>
+      <w:pPr>
+        <w:ind w:left="3600" w:hanging="360"/>
+      </w:pPr>
+      <w:rPr>
+        <w:rFonts w:ascii="Courier New" w:hAnsi="Courier New" w:cs="Courier New" w:hint="default"/>
+      </w:rPr>
+    </w:lvl>
+    <w:lvl w:ilvl="5" w:tplc="08090005" w:tentative="1">
+      <w:start w:val="1"/>
+      <w:numFmt w:val="bullet"/>
+      <w:lvlText w:val=""/>
+      <w:lvlJc w:val="left"/>
+      <w:pPr>
+        <w:ind w:left="4320" w:hanging="360"/>
+      </w:pPr>
+      <w:rPr>
+        <w:rFonts w:ascii="Wingdings" w:hAnsi="Wingdings" w:hint="default"/>
+      </w:rPr>
+    </w:lvl>
+    <w:lvl w:ilvl="6" w:tplc="08090001" w:tentative="1">
+      <w:start w:val="1"/>
+      <w:numFmt w:val="bullet"/>
+      <w:lvlText w:val=""/>
+      <w:lvlJc w:val="left"/>
+      <w:pPr>
+        <w:ind w:left="5040" w:hanging="360"/>
+      </w:pPr>
+      <w:rPr>
+        <w:rFonts w:ascii="Symbol" w:hAnsi="Symbol" w:hint="default"/>
+      </w:rPr>
+    </w:lvl>
+    <w:lvl w:ilvl="7" w:tplc="08090003" w:tentative="1">
+      <w:start w:val="1"/>
+      <w:numFmt w:val="bullet"/>
+      <w:lvlText w:val="o"/>
+      <w:lvlJc w:val="left"/>
+      <w:pPr>
+        <w:ind w:left="5760" w:hanging="360"/>
+      </w:pPr>
+      <w:rPr>
+        <w:rFonts w:ascii="Courier New" w:hAnsi="Courier New" w:cs="Courier New" w:hint="default"/>
+      </w:rPr>
+    </w:lvl>
+    <w:lvl w:ilvl="8" w:tplc="08090005" w:tentative="1">
+      <w:start w:val="1"/>
+      <w:numFmt w:val="bullet"/>
+      <w:lvlText w:val=""/>
+      <w:lvlJc w:val="left"/>
+      <w:pPr>
+        <w:ind w:left="6480" w:hanging="360"/>
+      </w:pPr>
+      <w:rPr>
+        <w:rFonts w:ascii="Wingdings" w:hAnsi="Wingdings" w:hint="default"/>
+      </w:rPr>
+    </w:lvl>
+  </w:abstractNum>
+  <w:abstractNum w:abstractNumId="13" w15:restartNumberingAfterBreak="0">
     <w:nsid w:val="72A72E29"/>
     <w:multiLevelType w:val="multilevel"/>
     <w:tmpl w:val="3274FF98"/>
@@ -2812,7 +4339,7 @@
       </w:pPr>
     </w:lvl>
   </w:abstractNum>
-  <w:abstractNum w:abstractNumId="11" w15:restartNumberingAfterBreak="0">
+  <w:abstractNum w:abstractNumId="14" w15:restartNumberingAfterBreak="0">
     <w:nsid w:val="782A2C37"/>
     <w:multiLevelType w:val="multilevel"/>
     <w:tmpl w:val="C730171C"/>
@@ -2961,7 +4488,7 @@
       </w:rPr>
     </w:lvl>
   </w:abstractNum>
-  <w:abstractNum w:abstractNumId="12" w15:restartNumberingAfterBreak="0">
+  <w:abstractNum w:abstractNumId="15" w15:restartNumberingAfterBreak="0">
     <w:nsid w:val="7D766F9D"/>
     <w:multiLevelType w:val="multilevel"/>
     <w:tmpl w:val="7780C954"/>
@@ -3110,7 +4637,7 @@
       </w:rPr>
     </w:lvl>
   </w:abstractNum>
-  <w:abstractNum w:abstractNumId="13" w15:restartNumberingAfterBreak="0">
+  <w:abstractNum w:abstractNumId="16" w15:restartNumberingAfterBreak="0">
     <w:nsid w:val="7EA12D7E"/>
     <w:multiLevelType w:val="multilevel"/>
     <w:tmpl w:val="EB2EEF88"/>
@@ -3260,19 +4787,19 @@
     </w:lvl>
   </w:abstractNum>
   <w:num w:numId="1" w16cid:durableId="1225138464">
-    <w:abstractNumId w:val="8"/>
+    <w:abstractNumId w:val="9"/>
   </w:num>
   <w:num w:numId="2" w16cid:durableId="1207448171">
     <w:abstractNumId w:val="2"/>
   </w:num>
   <w:num w:numId="3" w16cid:durableId="2139952555">
-    <w:abstractNumId w:val="4"/>
+    <w:abstractNumId w:val="5"/>
   </w:num>
   <w:num w:numId="4" w16cid:durableId="427770566">
-    <w:abstractNumId w:val="6"/>
+    <w:abstractNumId w:val="7"/>
   </w:num>
   <w:num w:numId="5" w16cid:durableId="948969735">
-    <w:abstractNumId w:val="12"/>
+    <w:abstractNumId w:val="15"/>
   </w:num>
   <w:num w:numId="6" w16cid:durableId="848059440">
     <w:abstractNumId w:val="1"/>
@@ -3281,25 +4808,34 @@
     <w:abstractNumId w:val="0"/>
   </w:num>
   <w:num w:numId="8" w16cid:durableId="2023047419">
-    <w:abstractNumId w:val="7"/>
+    <w:abstractNumId w:val="8"/>
   </w:num>
   <w:num w:numId="9" w16cid:durableId="1635595867">
+    <w:abstractNumId w:val="13"/>
+  </w:num>
+  <w:num w:numId="10" w16cid:durableId="2097434893">
+    <w:abstractNumId w:val="14"/>
+  </w:num>
+  <w:num w:numId="11" w16cid:durableId="1421831002">
+    <w:abstractNumId w:val="4"/>
+  </w:num>
+  <w:num w:numId="12" w16cid:durableId="1417745315">
+    <w:abstractNumId w:val="6"/>
+  </w:num>
+  <w:num w:numId="13" w16cid:durableId="2013290039">
     <w:abstractNumId w:val="10"/>
   </w:num>
-  <w:num w:numId="10" w16cid:durableId="2097434893">
+  <w:num w:numId="14" w16cid:durableId="1195145943">
+    <w:abstractNumId w:val="16"/>
+  </w:num>
+  <w:num w:numId="15" w16cid:durableId="1709722911">
     <w:abstractNumId w:val="11"/>
   </w:num>
-  <w:num w:numId="11" w16cid:durableId="1421831002">
+  <w:num w:numId="16" w16cid:durableId="7410966">
     <w:abstractNumId w:val="3"/>
   </w:num>
-  <w:num w:numId="12" w16cid:durableId="1417745315">
-    <w:abstractNumId w:val="5"/>
-  </w:num>
-  <w:num w:numId="13" w16cid:durableId="2013290039">
-    <w:abstractNumId w:val="9"/>
-  </w:num>
-  <w:num w:numId="14" w16cid:durableId="1195145943">
-    <w:abstractNumId w:val="13"/>
+  <w:num w:numId="17" w16cid:durableId="1866092044">
+    <w:abstractNumId w:val="12"/>
   </w:num>
 </w:numbering>
 </file>
@@ -3699,36 +5235,45 @@
     <w:lsdException w:name="Unresolved Mention" w:semiHidden="1" w:unhideWhenUsed="1"/>
     <w:lsdException w:name="Smart Link" w:semiHidden="1" w:unhideWhenUsed="1"/>
   </w:latentStyles>
-  <w:style w:type="paragraph" w:default="1" w:styleId="Norml">
+  <w:style w:type="paragraph" w:default="1" w:styleId="Normal">
     <w:name w:val="Normal"/>
     <w:qFormat/>
+    <w:rsid w:val="00C82577"/>
+    <w:pPr>
+      <w:spacing w:after="0" w:line="240" w:lineRule="auto"/>
+    </w:pPr>
+    <w:rPr>
+      <w:rFonts w:ascii="Times New Roman" w:eastAsia="Times New Roman" w:hAnsi="Times New Roman" w:cs="Times New Roman"/>
+      <w:sz w:val="24"/>
+      <w:szCs w:val="24"/>
+      <w:lang w:val="en-HU" w:eastAsia="en-GB"/>
+    </w:rPr>
   </w:style>
-  <w:style w:type="paragraph" w:styleId="Cmsor1">
+  <w:style w:type="paragraph" w:styleId="Heading1">
     <w:name w:val="heading 1"/>
-    <w:basedOn w:val="Norml"/>
-    <w:link w:val="Cmsor1Char"/>
+    <w:basedOn w:val="Normal"/>
+    <w:link w:val="Heading1Char"/>
     <w:uiPriority w:val="9"/>
     <w:qFormat/>
     <w:rsid w:val="00D05427"/>
     <w:pPr>
-      <w:spacing w:before="100" w:beforeAutospacing="1" w:after="100" w:afterAutospacing="1" w:line="240" w:lineRule="auto"/>
+      <w:spacing w:before="100" w:beforeAutospacing="1" w:after="100" w:afterAutospacing="1"/>
       <w:outlineLvl w:val="0"/>
     </w:pPr>
     <w:rPr>
-      <w:rFonts w:ascii="Times New Roman" w:eastAsia="Times New Roman" w:hAnsi="Times New Roman" w:cs="Times New Roman"/>
       <w:b/>
       <w:bCs/>
       <w:kern w:val="36"/>
       <w:sz w:val="48"/>
       <w:szCs w:val="48"/>
-      <w:lang w:eastAsia="hu-HU"/>
+      <w:lang w:val="hu-HU" w:eastAsia="hu-HU"/>
     </w:rPr>
   </w:style>
-  <w:style w:type="paragraph" w:styleId="Cmsor2">
+  <w:style w:type="paragraph" w:styleId="Heading2">
     <w:name w:val="heading 2"/>
-    <w:basedOn w:val="Norml"/>
-    <w:next w:val="Norml"/>
-    <w:link w:val="Cmsor2Char"/>
+    <w:basedOn w:val="Normal"/>
+    <w:next w:val="Normal"/>
+    <w:link w:val="Heading2Char"/>
     <w:uiPriority w:val="9"/>
     <w:unhideWhenUsed/>
     <w:qFormat/>
@@ -3736,7 +5281,7 @@
     <w:pPr>
       <w:keepNext/>
       <w:keepLines/>
-      <w:spacing w:before="40" w:after="0"/>
+      <w:spacing w:before="40" w:line="259" w:lineRule="auto"/>
       <w:outlineLvl w:val="1"/>
     </w:pPr>
     <w:rPr>
@@ -3744,38 +5289,36 @@
       <w:color w:val="2E74B5" w:themeColor="accent1" w:themeShade="BF"/>
       <w:sz w:val="26"/>
       <w:szCs w:val="26"/>
+      <w:lang w:val="hu-HU" w:eastAsia="en-US"/>
     </w:rPr>
   </w:style>
-  <w:style w:type="paragraph" w:styleId="Cmsor3">
+  <w:style w:type="paragraph" w:styleId="Heading3">
     <w:name w:val="heading 3"/>
-    <w:basedOn w:val="Norml"/>
-    <w:next w:val="Norml"/>
-    <w:link w:val="Cmsor3Char"/>
+    <w:basedOn w:val="Normal"/>
+    <w:next w:val="Normal"/>
+    <w:link w:val="Heading3Char"/>
     <w:uiPriority w:val="9"/>
-    <w:semiHidden/>
     <w:unhideWhenUsed/>
     <w:qFormat/>
     <w:rsid w:val="00D05427"/>
     <w:pPr>
       <w:keepNext/>
       <w:keepLines/>
-      <w:spacing w:before="40" w:after="0"/>
+      <w:spacing w:before="40" w:line="259" w:lineRule="auto"/>
       <w:outlineLvl w:val="2"/>
     </w:pPr>
     <w:rPr>
       <w:rFonts w:asciiTheme="majorHAnsi" w:eastAsiaTheme="majorEastAsia" w:hAnsiTheme="majorHAnsi" w:cstheme="majorBidi"/>
       <w:color w:val="1F4D78" w:themeColor="accent1" w:themeShade="7F"/>
-      <w:sz w:val="24"/>
-      <w:szCs w:val="24"/>
+      <w:lang w:val="hu-HU" w:eastAsia="en-US"/>
     </w:rPr>
   </w:style>
-  <w:style w:type="character" w:default="1" w:styleId="Bekezdsalapbettpusa">
+  <w:style w:type="character" w:default="1" w:styleId="DefaultParagraphFont">
     <w:name w:val="Default Paragraph Font"/>
     <w:uiPriority w:val="1"/>
-    <w:semiHidden/>
     <w:unhideWhenUsed/>
   </w:style>
-  <w:style w:type="table" w:default="1" w:styleId="Normltblzat">
+  <w:style w:type="table" w:default="1" w:styleId="TableNormal">
     <w:name w:val="Normal Table"/>
     <w:uiPriority w:val="99"/>
     <w:semiHidden/>
@@ -3790,16 +5333,16 @@
       </w:tblCellMar>
     </w:tblPr>
   </w:style>
-  <w:style w:type="numbering" w:default="1" w:styleId="Nemlista">
+  <w:style w:type="numbering" w:default="1" w:styleId="NoList">
     <w:name w:val="No List"/>
     <w:uiPriority w:val="99"/>
     <w:semiHidden/>
     <w:unhideWhenUsed/>
   </w:style>
-  <w:style w:type="character" w:customStyle="1" w:styleId="Cmsor1Char">
-    <w:name w:val="Címsor 1 Char"/>
-    <w:basedOn w:val="Bekezdsalapbettpusa"/>
-    <w:link w:val="Cmsor1"/>
+  <w:style w:type="character" w:customStyle="1" w:styleId="Heading1Char">
+    <w:name w:val="Heading 1 Char"/>
+    <w:basedOn w:val="DefaultParagraphFont"/>
+    <w:link w:val="Heading1"/>
     <w:uiPriority w:val="9"/>
     <w:rsid w:val="00D05427"/>
     <w:rPr>
@@ -3812,25 +5355,22 @@
       <w:lang w:eastAsia="hu-HU"/>
     </w:rPr>
   </w:style>
-  <w:style w:type="paragraph" w:styleId="NormlWeb">
+  <w:style w:type="paragraph" w:styleId="NormalWeb">
     <w:name w:val="Normal (Web)"/>
-    <w:basedOn w:val="Norml"/>
+    <w:basedOn w:val="Normal"/>
     <w:uiPriority w:val="99"/>
     <w:unhideWhenUsed/>
     <w:rsid w:val="00D05427"/>
     <w:pPr>
-      <w:spacing w:before="100" w:beforeAutospacing="1" w:after="100" w:afterAutospacing="1" w:line="240" w:lineRule="auto"/>
+      <w:spacing w:before="100" w:beforeAutospacing="1" w:after="100" w:afterAutospacing="1"/>
     </w:pPr>
     <w:rPr>
-      <w:rFonts w:ascii="Times New Roman" w:eastAsia="Times New Roman" w:hAnsi="Times New Roman" w:cs="Times New Roman"/>
-      <w:sz w:val="24"/>
-      <w:szCs w:val="24"/>
-      <w:lang w:eastAsia="hu-HU"/>
+      <w:lang w:val="hu-HU" w:eastAsia="hu-HU"/>
     </w:rPr>
   </w:style>
-  <w:style w:type="character" w:styleId="Kiemels2">
+  <w:style w:type="character" w:styleId="Strong">
     <w:name w:val="Strong"/>
-    <w:basedOn w:val="Bekezdsalapbettpusa"/>
+    <w:basedOn w:val="DefaultParagraphFont"/>
     <w:uiPriority w:val="22"/>
     <w:qFormat/>
     <w:rsid w:val="00D05427"/>
@@ -3839,9 +5379,9 @@
       <w:bCs/>
     </w:rPr>
   </w:style>
-  <w:style w:type="character" w:styleId="Hiperhivatkozs">
+  <w:style w:type="character" w:styleId="Hyperlink">
     <w:name w:val="Hyperlink"/>
-    <w:basedOn w:val="Bekezdsalapbettpusa"/>
+    <w:basedOn w:val="DefaultParagraphFont"/>
     <w:uiPriority w:val="99"/>
     <w:semiHidden/>
     <w:unhideWhenUsed/>
@@ -3851,10 +5391,10 @@
       <w:u w:val="single"/>
     </w:rPr>
   </w:style>
-  <w:style w:type="character" w:customStyle="1" w:styleId="Cmsor2Char">
-    <w:name w:val="Címsor 2 Char"/>
-    <w:basedOn w:val="Bekezdsalapbettpusa"/>
-    <w:link w:val="Cmsor2"/>
+  <w:style w:type="character" w:customStyle="1" w:styleId="Heading2Char">
+    <w:name w:val="Heading 2 Char"/>
+    <w:basedOn w:val="DefaultParagraphFont"/>
+    <w:link w:val="Heading2"/>
     <w:uiPriority w:val="9"/>
     <w:rsid w:val="00D05427"/>
     <w:rPr>
@@ -3864,12 +5404,11 @@
       <w:szCs w:val="26"/>
     </w:rPr>
   </w:style>
-  <w:style w:type="character" w:customStyle="1" w:styleId="Cmsor3Char">
-    <w:name w:val="Címsor 3 Char"/>
-    <w:basedOn w:val="Bekezdsalapbettpusa"/>
-    <w:link w:val="Cmsor3"/>
+  <w:style w:type="character" w:customStyle="1" w:styleId="Heading3Char">
+    <w:name w:val="Heading 3 Char"/>
+    <w:basedOn w:val="DefaultParagraphFont"/>
+    <w:link w:val="Heading3"/>
     <w:uiPriority w:val="9"/>
-    <w:semiHidden/>
     <w:rsid w:val="00D05427"/>
     <w:rPr>
       <w:rFonts w:asciiTheme="majorHAnsi" w:eastAsiaTheme="majorEastAsia" w:hAnsiTheme="majorHAnsi" w:cstheme="majorBidi"/>
@@ -3878,9 +5417,9 @@
       <w:szCs w:val="24"/>
     </w:rPr>
   </w:style>
-  <w:style w:type="character" w:styleId="Kiemels">
+  <w:style w:type="character" w:styleId="Emphasis">
     <w:name w:val="Emphasis"/>
-    <w:basedOn w:val="Bekezdsalapbettpusa"/>
+    <w:basedOn w:val="DefaultParagraphFont"/>
     <w:uiPriority w:val="20"/>
     <w:qFormat/>
     <w:rsid w:val="00D05427"/>
@@ -3889,27 +5428,25 @@
       <w:iCs/>
     </w:rPr>
   </w:style>
-  <w:style w:type="paragraph" w:styleId="Buborkszveg">
+  <w:style w:type="paragraph" w:styleId="BalloonText">
     <w:name w:val="Balloon Text"/>
-    <w:basedOn w:val="Norml"/>
-    <w:link w:val="BuborkszvegChar"/>
+    <w:basedOn w:val="Normal"/>
+    <w:link w:val="BalloonTextChar"/>
     <w:uiPriority w:val="99"/>
     <w:semiHidden/>
     <w:unhideWhenUsed/>
     <w:rsid w:val="00690C97"/>
-    <w:pPr>
-      <w:spacing w:after="0" w:line="240" w:lineRule="auto"/>
-    </w:pPr>
     <w:rPr>
-      <w:rFonts w:ascii="Segoe UI" w:hAnsi="Segoe UI" w:cs="Segoe UI"/>
+      <w:rFonts w:ascii="Segoe UI" w:eastAsiaTheme="minorHAnsi" w:hAnsi="Segoe UI" w:cs="Segoe UI"/>
       <w:sz w:val="18"/>
       <w:szCs w:val="18"/>
+      <w:lang w:val="hu-HU" w:eastAsia="en-US"/>
     </w:rPr>
   </w:style>
-  <w:style w:type="character" w:customStyle="1" w:styleId="BuborkszvegChar">
-    <w:name w:val="Buborékszöveg Char"/>
-    <w:basedOn w:val="Bekezdsalapbettpusa"/>
-    <w:link w:val="Buborkszveg"/>
+  <w:style w:type="character" w:customStyle="1" w:styleId="BalloonTextChar">
+    <w:name w:val="Balloon Text Char"/>
+    <w:basedOn w:val="DefaultParagraphFont"/>
+    <w:link w:val="BalloonText"/>
     <w:uiPriority w:val="99"/>
     <w:semiHidden/>
     <w:rsid w:val="00690C97"/>
@@ -3917,6 +5454,24 @@
       <w:rFonts w:ascii="Segoe UI" w:hAnsi="Segoe UI" w:cs="Segoe UI"/>
       <w:sz w:val="18"/>
       <w:szCs w:val="18"/>
+    </w:rPr>
+  </w:style>
+  <w:style w:type="paragraph" w:styleId="ListParagraph">
+    <w:name w:val="List Paragraph"/>
+    <w:basedOn w:val="Normal"/>
+    <w:uiPriority w:val="34"/>
+    <w:qFormat/>
+    <w:rsid w:val="001105EC"/>
+    <w:pPr>
+      <w:spacing w:after="160" w:line="259" w:lineRule="auto"/>
+      <w:ind w:left="720"/>
+      <w:contextualSpacing/>
+    </w:pPr>
+    <w:rPr>
+      <w:rFonts w:asciiTheme="minorHAnsi" w:eastAsiaTheme="minorHAnsi" w:hAnsiTheme="minorHAnsi" w:cstheme="minorBidi"/>
+      <w:sz w:val="22"/>
+      <w:szCs w:val="22"/>
+      <w:lang w:val="hu-HU" w:eastAsia="en-US"/>
     </w:rPr>
   </w:style>
 </w:styles>

--- a/Beteg edukáció/LDL influencer.docx
+++ b/Beteg edukáció/LDL influencer.docx
@@ -21,24 +21,52 @@
           <w:b/>
           <w:bCs/>
         </w:rPr>
-        <w:t xml:space="preserve"> sztatinokról</w:t>
-      </w:r>
+        <w:t xml:space="preserve"> </w:t>
+      </w:r>
+      <w:proofErr w:type="spellStart"/>
       <w:r>
         <w:rPr>
           <w:rStyle w:val="Strong"/>
           <w:b/>
           <w:bCs/>
         </w:rPr>
-        <w:t>,</w:t>
-      </w:r>
+        <w:t>sztatinokról</w:t>
+      </w:r>
+      <w:proofErr w:type="spellEnd"/>
       <w:r>
         <w:rPr>
           <w:rStyle w:val="Strong"/>
           <w:b/>
           <w:bCs/>
         </w:rPr>
+        <w:t>,</w:t>
+      </w:r>
+      <w:r>
+        <w:rPr>
+          <w:rStyle w:val="Strong"/>
+          <w:b/>
+          <w:bCs/>
+        </w:rPr>
         <w:br/>
-        <w:t>avagy miért nincs igazuk az influenszereknek?</w:t>
+        <w:t xml:space="preserve">avagy miért nincs igazuk az </w:t>
+      </w:r>
+      <w:proofErr w:type="spellStart"/>
+      <w:r>
+        <w:rPr>
+          <w:rStyle w:val="Strong"/>
+          <w:b/>
+          <w:bCs/>
+        </w:rPr>
+        <w:t>influenszereknek</w:t>
+      </w:r>
+      <w:proofErr w:type="spellEnd"/>
+      <w:r>
+        <w:rPr>
+          <w:rStyle w:val="Strong"/>
+          <w:b/>
+          <w:bCs/>
+        </w:rPr>
+        <w:t>?</w:t>
       </w:r>
     </w:p>
     <w:p>
@@ -84,94 +112,31 @@
         <w:t>jelentős</w:t>
       </w:r>
       <w:r>
-        <w:t>, melyeket olyan elemzések</w:t>
-      </w:r>
-      <w:r>
-        <w:t xml:space="preserve"> </w:t>
-      </w:r>
-      <w:r>
-        <w:t>és vélemények táplálnak, melyek a főáramú</w:t>
-      </w:r>
-      <w:r>
-        <w:t xml:space="preserve"> </w:t>
-      </w:r>
-      <w:r>
-        <w:t xml:space="preserve">tudomány megállapításaihoz képest az előnyöket jelentősen alábecsülik, a mellékhatásokat pedig túlértékelik. Ennek következtében </w:t>
+        <w:t xml:space="preserve">, melyeket olyan elemzések és vélemények táplálnak, melyek a főáramú tudomány megállapításaihoz képest az előnyöket jelentősen alábecsülik, a mellékhatásokat pedig túlértékelik. Ennek következtében </w:t>
       </w:r>
       <w:r>
         <w:rPr>
           <w:b/>
           <w:bCs/>
         </w:rPr>
-        <w:t xml:space="preserve">például </w:t>
+        <w:t xml:space="preserve">például az Egyesült Királyságban egy fél éves időszakban mintegy 200 000 ember hagyhatta abba a sztatinhasználatot, ami a British Heart Foundation becslései szerint a következő 10 évben 2000 körüli extra szívroham, illetve </w:t>
       </w:r>
       <w:r>
         <w:rPr>
           <w:b/>
           <w:bCs/>
         </w:rPr>
-        <w:t>az Egyesült</w:t>
+        <w:t>szél</w:t>
       </w:r>
       <w:r>
         <w:rPr>
           <w:b/>
           <w:bCs/>
         </w:rPr>
-        <w:t xml:space="preserve"> </w:t>
-      </w:r>
-      <w:r>
-        <w:rPr>
-          <w:b/>
-          <w:bCs/>
-        </w:rPr>
-        <w:t>Királyságban egy fél éves időszakban mintegy 200 000 ember hagyhatta abba a sztatinhasználatot, ami a British Heart Foundation becslései szerint a</w:t>
-      </w:r>
-      <w:r>
-        <w:rPr>
-          <w:b/>
-          <w:bCs/>
-        </w:rPr>
-        <w:t xml:space="preserve"> </w:t>
-      </w:r>
-      <w:r>
-        <w:rPr>
-          <w:b/>
-          <w:bCs/>
-        </w:rPr>
-        <w:t xml:space="preserve">következő 10 évben 2000 körüli extra szívroham, illetve </w:t>
-      </w:r>
-      <w:r>
-        <w:rPr>
-          <w:b/>
-          <w:bCs/>
-        </w:rPr>
-        <w:t>szél</w:t>
-      </w:r>
-      <w:r>
-        <w:rPr>
-          <w:b/>
-          <w:bCs/>
-        </w:rPr>
-        <w:t>ütés</w:t>
-      </w:r>
-      <w:r>
-        <w:rPr>
-          <w:b/>
-          <w:bCs/>
-        </w:rPr>
-        <w:t xml:space="preserve"> (stroke) kialakulásáért lesz felelős.</w:t>
-      </w:r>
-      <w:r>
-        <w:t xml:space="preserve"> </w:t>
-      </w:r>
-      <w:r>
-        <w:t>A koleszterincsökkentésen kívül más</w:t>
-      </w:r>
-      <w:r>
-        <w:t xml:space="preserve"> </w:t>
-      </w:r>
-      <w:r>
-        <w:t xml:space="preserve">kardiológiai irányelvre nem jellemző a laikus közvélemény ilyen </w:t>
+        <w:t>ütés (stroke) kialakulásáért lesz felelős.</w:t>
+      </w:r>
+      <w:r>
+        <w:t xml:space="preserve"> A koleszterincsökkentésen kívül más kardiológiai irányelvre nem jellemző a laikus közvélemény ilyen </w:t>
       </w:r>
       <w:r>
         <w:t xml:space="preserve">mértékű </w:t>
@@ -183,25 +148,13 @@
         <w:t>c</w:t>
       </w:r>
       <w:r>
-        <w:t>leveland-i</w:t>
-      </w:r>
-      <w:r>
-        <w:t xml:space="preserve"> </w:t>
-      </w:r>
-      <w:r>
-        <w:t xml:space="preserve">kardiológus úgy jellemezte, hogy "elveszítjük a pácienseink szívét és elméjét érintő csatát a nem bizonyított terápiákat </w:t>
+        <w:t xml:space="preserve">leveland-i kardiológus úgy jellemezte, hogy "elveszítjük a pácienseink szívét és elméjét érintő csatát a nem bizonyított terápiákat </w:t>
       </w:r>
       <w:r>
         <w:t>hirdető</w:t>
       </w:r>
       <w:r>
-        <w:t xml:space="preserve"> webhelyekkel</w:t>
-      </w:r>
-      <w:r>
-        <w:t xml:space="preserve"> </w:t>
-      </w:r>
-      <w:r>
-        <w:t>szemben".</w:t>
+        <w:t xml:space="preserve"> webhelyekkel szemben".</w:t>
       </w:r>
     </w:p>
     <w:p/>
@@ -232,10 +185,7 @@
         <w:t xml:space="preserve"> </w:t>
       </w:r>
       <w:r>
-        <w:t>terápiák az LDL-koleszterin csökkentésben.</w:t>
-      </w:r>
-      <w:r>
-        <w:t xml:space="preserve"> </w:t>
+        <w:t xml:space="preserve">terápiák az LDL-koleszterin csökkentésben. </w:t>
       </w:r>
       <w:r>
         <w:t xml:space="preserve">A </w:t>
@@ -350,7 +300,16 @@
           <w:sz w:val="24"/>
           <w:szCs w:val="24"/>
         </w:rPr>
-        <w:t>A s</w:t>
+        <w:t xml:space="preserve">A </w:t>
+      </w:r>
+      <w:proofErr w:type="spellStart"/>
+      <w:r>
+        <w:rPr>
+          <w:rFonts w:ascii="Times New Roman" w:hAnsi="Times New Roman" w:cs="Times New Roman"/>
+          <w:sz w:val="24"/>
+          <w:szCs w:val="24"/>
+        </w:rPr>
+        <w:t>s</w:t>
       </w:r>
       <w:r>
         <w:rPr>
@@ -366,7 +325,16 @@
           <w:sz w:val="24"/>
           <w:szCs w:val="24"/>
         </w:rPr>
-        <w:t xml:space="preserve">tatinok </w:t>
+        <w:t>tatinok</w:t>
+      </w:r>
+      <w:proofErr w:type="spellEnd"/>
+      <w:r>
+        <w:rPr>
+          <w:rFonts w:ascii="Times New Roman" w:hAnsi="Times New Roman" w:cs="Times New Roman"/>
+          <w:sz w:val="24"/>
+          <w:szCs w:val="24"/>
+        </w:rPr>
+        <w:t xml:space="preserve"> </w:t>
       </w:r>
       <w:r>
         <w:rPr>
@@ -405,7 +373,16 @@
           <w:sz w:val="24"/>
           <w:szCs w:val="24"/>
         </w:rPr>
-        <w:t>A s</w:t>
+        <w:t xml:space="preserve">A </w:t>
+      </w:r>
+      <w:proofErr w:type="spellStart"/>
+      <w:r>
+        <w:rPr>
+          <w:rFonts w:ascii="Times New Roman" w:hAnsi="Times New Roman" w:cs="Times New Roman"/>
+          <w:sz w:val="24"/>
+          <w:szCs w:val="24"/>
+        </w:rPr>
+        <w:t>s</w:t>
       </w:r>
       <w:r>
         <w:rPr>
@@ -421,7 +398,16 @@
           <w:sz w:val="24"/>
           <w:szCs w:val="24"/>
         </w:rPr>
-        <w:t xml:space="preserve">tatinellenes </w:t>
+        <w:t>tatinellenes</w:t>
+      </w:r>
+      <w:proofErr w:type="spellEnd"/>
+      <w:r>
+        <w:rPr>
+          <w:rFonts w:ascii="Times New Roman" w:hAnsi="Times New Roman" w:cs="Times New Roman"/>
+          <w:sz w:val="24"/>
+          <w:szCs w:val="24"/>
+        </w:rPr>
+        <w:t xml:space="preserve"> </w:t>
       </w:r>
       <w:r>
         <w:rPr>
@@ -431,6 +417,7 @@
         </w:rPr>
         <w:t>„</w:t>
       </w:r>
+      <w:proofErr w:type="spellStart"/>
       <w:r>
         <w:rPr>
           <w:rFonts w:ascii="Times New Roman" w:hAnsi="Times New Roman" w:cs="Times New Roman"/>
@@ -455,6 +442,7 @@
         </w:rPr>
         <w:t>erektől</w:t>
       </w:r>
+      <w:proofErr w:type="spellEnd"/>
       <w:r>
         <w:rPr>
           <w:rFonts w:ascii="Times New Roman" w:hAnsi="Times New Roman" w:cs="Times New Roman"/>
@@ -686,13 +674,23 @@
           <w:szCs w:val="24"/>
         </w:rPr>
       </w:pPr>
-      <w:r>
-        <w:rPr>
-          <w:rFonts w:ascii="Times New Roman" w:hAnsi="Times New Roman" w:cs="Times New Roman"/>
-          <w:sz w:val="24"/>
-          <w:szCs w:val="24"/>
-        </w:rPr>
-        <w:t>Revaszkularizáció után</w:t>
+      <w:proofErr w:type="spellStart"/>
+      <w:r>
+        <w:rPr>
+          <w:rFonts w:ascii="Times New Roman" w:hAnsi="Times New Roman" w:cs="Times New Roman"/>
+          <w:sz w:val="24"/>
+          <w:szCs w:val="24"/>
+        </w:rPr>
+        <w:t>Revaszkularizáció</w:t>
+      </w:r>
+      <w:proofErr w:type="spellEnd"/>
+      <w:r>
+        <w:rPr>
+          <w:rFonts w:ascii="Times New Roman" w:hAnsi="Times New Roman" w:cs="Times New Roman"/>
+          <w:sz w:val="24"/>
+          <w:szCs w:val="24"/>
+        </w:rPr>
+        <w:t xml:space="preserve"> után</w:t>
       </w:r>
       <w:r>
         <w:rPr>
@@ -778,7 +776,25 @@
           <w:sz w:val="24"/>
           <w:szCs w:val="24"/>
         </w:rPr>
-        <w:t>(&gt;4,9 mmol/L)</w:t>
+        <w:t xml:space="preserve">(&gt;4,9 </w:t>
+      </w:r>
+      <w:proofErr w:type="spellStart"/>
+      <w:r>
+        <w:rPr>
+          <w:rFonts w:ascii="Times New Roman" w:hAnsi="Times New Roman" w:cs="Times New Roman"/>
+          <w:sz w:val="24"/>
+          <w:szCs w:val="24"/>
+        </w:rPr>
+        <w:t>mmol</w:t>
+      </w:r>
+      <w:proofErr w:type="spellEnd"/>
+      <w:r>
+        <w:rPr>
+          <w:rFonts w:ascii="Times New Roman" w:hAnsi="Times New Roman" w:cs="Times New Roman"/>
+          <w:sz w:val="24"/>
+          <w:szCs w:val="24"/>
+        </w:rPr>
+        <w:t>/L)</w:t>
       </w:r>
     </w:p>
     <w:p>
@@ -1360,11 +1376,16 @@
       <w:r>
         <w:t xml:space="preserve">a </w:t>
       </w:r>
+      <w:proofErr w:type="spellStart"/>
       <w:r>
         <w:t>sztatin</w:t>
       </w:r>
       <w:r>
-        <w:t>ok hatástalanok vagy veszélyesek,</w:t>
+        <w:t>ok</w:t>
+      </w:r>
+      <w:proofErr w:type="spellEnd"/>
+      <w:r>
+        <w:t xml:space="preserve"> hatástalanok vagy veszélyesek,</w:t>
       </w:r>
     </w:p>
     <w:p>
@@ -1376,7 +1397,23 @@
         </w:numPr>
       </w:pPr>
       <w:r>
-        <w:t>például növelik az érrendszeri plakkok meszességét,</w:t>
+        <w:t xml:space="preserve">például növelik az érrendszeri </w:t>
+      </w:r>
+      <w:proofErr w:type="spellStart"/>
+      <w:r>
+        <w:t>plakkok</w:t>
+      </w:r>
+      <w:proofErr w:type="spellEnd"/>
+      <w:r>
+        <w:t xml:space="preserve"> </w:t>
+      </w:r>
+      <w:proofErr w:type="spellStart"/>
+      <w:r>
+        <w:t>meszességét</w:t>
+      </w:r>
+      <w:proofErr w:type="spellEnd"/>
+      <w:r>
+        <w:t>,</w:t>
       </w:r>
     </w:p>
     <w:p>
@@ -1604,14 +1641,7 @@
                 <w:i/>
                 <w:iCs/>
               </w:rPr>
-              <w:t xml:space="preserve"> koleszterin szükséges, nem szabad csökkenteni</w:t>
-            </w:r>
-            <w:r>
-              <w:rPr>
-                <w:i/>
-                <w:iCs/>
-              </w:rPr>
-              <w:t>.”</w:t>
+              <w:t xml:space="preserve"> koleszterin szükséges, nem szabad csökkenteni.”</w:t>
             </w:r>
           </w:p>
         </w:tc>
@@ -1632,16 +1662,7 @@
               <w:t xml:space="preserve">Valóban </w:t>
             </w:r>
             <w:r>
-              <w:t>szükséges anyag. T</w:t>
-            </w:r>
-            <w:r>
-              <w:t xml:space="preserve">eljes „kiiktatása” </w:t>
-            </w:r>
-            <w:r>
-              <w:t xml:space="preserve">viszont </w:t>
-            </w:r>
-            <w:r>
-              <w:t xml:space="preserve">sztatinokkal </w:t>
+              <w:t xml:space="preserve">szükséges anyag. Teljes „kiiktatása” viszont sztatinokkal </w:t>
             </w:r>
             <w:r>
               <w:rPr>
@@ -1649,7 +1670,16 @@
                 <w:b w:val="0"/>
                 <w:bCs w:val="0"/>
               </w:rPr>
-              <w:t xml:space="preserve">nem lehetséges </w:t>
+              <w:t xml:space="preserve">nem lehetséges (és nem is cél), mivel </w:t>
+            </w:r>
+            <w:r>
+              <w:t>a</w:t>
+            </w:r>
+            <w:r>
+              <w:t xml:space="preserve">z emberi </w:t>
+            </w:r>
+            <w:r>
+              <w:t>szervezet ön</w:t>
             </w:r>
             <w:r>
               <w:rPr>
@@ -1657,59 +1687,7 @@
                 <w:b w:val="0"/>
                 <w:bCs w:val="0"/>
               </w:rPr>
-              <w:t>(</w:t>
-            </w:r>
-            <w:r>
-              <w:rPr>
-                <w:rStyle w:val="Strong"/>
-                <w:b w:val="0"/>
-                <w:bCs w:val="0"/>
-              </w:rPr>
-              <w:t>és nem is cél</w:t>
-            </w:r>
-            <w:r>
-              <w:rPr>
-                <w:rStyle w:val="Strong"/>
-                <w:b w:val="0"/>
-                <w:bCs w:val="0"/>
-              </w:rPr>
-              <w:t>), mivel</w:t>
-            </w:r>
-            <w:r>
-              <w:rPr>
-                <w:rStyle w:val="Strong"/>
-                <w:b w:val="0"/>
-                <w:bCs w:val="0"/>
-              </w:rPr>
-              <w:t xml:space="preserve"> </w:t>
-            </w:r>
-            <w:r>
-              <w:t>a</w:t>
-            </w:r>
-            <w:r>
-              <w:t xml:space="preserve">z emberi </w:t>
-            </w:r>
-            <w:r>
-              <w:t xml:space="preserve">szervezet </w:t>
-            </w:r>
-            <w:r>
-              <w:t>ön</w:t>
-            </w:r>
-            <w:r>
-              <w:rPr>
-                <w:rStyle w:val="Strong"/>
-                <w:b w:val="0"/>
-                <w:bCs w:val="0"/>
-              </w:rPr>
-              <w:t>maga</w:t>
-            </w:r>
-            <w:r>
-              <w:rPr>
-                <w:rStyle w:val="Strong"/>
-                <w:b w:val="0"/>
-                <w:bCs w:val="0"/>
-              </w:rPr>
-              <w:t xml:space="preserve"> is termeli</w:t>
+              <w:t>maga is termeli</w:t>
             </w:r>
             <w:r>
               <w:t xml:space="preserve"> </w:t>
@@ -1734,10 +1712,7 @@
               <w:t>-</w:t>
             </w:r>
             <w:r>
-              <w:t>át</w:t>
-            </w:r>
-            <w:r>
-              <w:t>)</w:t>
+              <w:t>át)</w:t>
             </w:r>
             <w:r>
               <w:t xml:space="preserve">. </w:t>
@@ -1900,34 +1875,7 @@
               <w:t>le</w:t>
             </w:r>
             <w:r>
-              <w:t xml:space="preserve">csökken. Arról van szó, hogy </w:t>
-            </w:r>
-            <w:r>
-              <w:t xml:space="preserve">a veszélyes, puha plakkok </w:t>
-            </w:r>
-            <w:r>
-              <w:t xml:space="preserve">idővel </w:t>
-            </w:r>
-            <w:r>
-              <w:t xml:space="preserve">stabilabb, </w:t>
-            </w:r>
-            <w:r>
-              <w:t xml:space="preserve">megrepedésre </w:t>
-            </w:r>
-            <w:r>
-              <w:t xml:space="preserve">kevésbé </w:t>
-            </w:r>
-            <w:r>
-              <w:t>hajlamos</w:t>
-            </w:r>
-            <w:r>
-              <w:t xml:space="preserve"> formává ala</w:t>
-            </w:r>
-            <w:r>
-              <w:t>kulnak át</w:t>
-            </w:r>
-            <w:r>
-              <w:t>.</w:t>
+              <w:t>csökken. Arról van szó, hogy a veszélyes, puha plakkok idővel stabilabb, megrepedésre kevésbé hajlamos formává alakulnak át.</w:t>
             </w:r>
             <w:r>
               <w:t xml:space="preserve"> Másrészt hatásos LDL koleszterin csökkentés mellett akár a plakkok méretének csökkenése is </w:t>
@@ -2165,298 +2113,129 @@
           <w:sz w:val="28"/>
           <w:szCs w:val="28"/>
         </w:rPr>
-        <w:t xml:space="preserve">A </w:t>
-      </w:r>
-      <w:r>
+        <w:t>TANÁCSOK SZTATINOK BIZTONSÁGOS SZEDÉSÉHEZ</w:t>
+      </w:r>
+    </w:p>
+    <w:p>
+      <w:pPr>
         <w:rPr>
           <w:b/>
           <w:bCs/>
           <w:sz w:val="28"/>
           <w:szCs w:val="28"/>
         </w:rPr>
-        <w:t>sztatin</w:t>
-      </w:r>
-      <w:r>
+      </w:pPr>
+    </w:p>
+    <w:p>
+      <w:pPr>
         <w:rPr>
           <w:b/>
           <w:bCs/>
           <w:sz w:val="28"/>
           <w:szCs w:val="28"/>
         </w:rPr>
-        <w:t>ellenes narratívák veszélyei</w:t>
+      </w:pPr>
+      <w:r>
+        <w:rPr>
+          <w:b/>
+          <w:bCs/>
+          <w:sz w:val="28"/>
+          <w:szCs w:val="28"/>
+        </w:rPr>
+        <w:t>A s</w:t>
+      </w:r>
+      <w:r>
+        <w:rPr>
+          <w:b/>
+          <w:bCs/>
+          <w:sz w:val="28"/>
+          <w:szCs w:val="28"/>
+        </w:rPr>
+        <w:t>z</w:t>
+      </w:r>
+      <w:r>
+        <w:rPr>
+          <w:b/>
+          <w:bCs/>
+          <w:sz w:val="28"/>
+          <w:szCs w:val="28"/>
+        </w:rPr>
+        <w:t>tatinok általában biztonságosak</w:t>
+      </w:r>
+      <w:r>
+        <w:rPr>
+          <w:b/>
+          <w:bCs/>
+          <w:sz w:val="28"/>
+          <w:szCs w:val="28"/>
+        </w:rPr>
+        <w:t xml:space="preserve"> és</w:t>
+      </w:r>
+      <w:r>
+        <w:rPr>
+          <w:b/>
+          <w:bCs/>
+          <w:sz w:val="28"/>
+          <w:szCs w:val="28"/>
+        </w:rPr>
+        <w:t xml:space="preserve"> a terápia nagyban csökkenti a szívinfarktus és stroke kockázatát. Alkoholt csak mérsékelt</w:t>
+      </w:r>
+      <w:r>
+        <w:rPr>
+          <w:b/>
+          <w:bCs/>
+          <w:sz w:val="28"/>
+          <w:szCs w:val="28"/>
+        </w:rPr>
+        <w:t xml:space="preserve"> mennyiségben</w:t>
+      </w:r>
+      <w:r>
+        <w:rPr>
+          <w:b/>
+          <w:bCs/>
+          <w:sz w:val="28"/>
+          <w:szCs w:val="28"/>
+        </w:rPr>
+        <w:t xml:space="preserve"> fogyasszon, kerülje a rendszeres nagy mennyiségeket.</w:t>
       </w:r>
     </w:p>
     <w:p>
       <w:pPr>
         <w:rPr>
-          <w:lang w:val="hu-HU" w:eastAsia="en-US"/>
-        </w:rPr>
-      </w:pPr>
+          <w:b/>
+          <w:bCs/>
+          <w:sz w:val="28"/>
+          <w:szCs w:val="28"/>
+        </w:rPr>
+      </w:pPr>
+      <w:r>
+        <w:rPr>
+          <w:b/>
+          <w:bCs/>
+          <w:sz w:val="28"/>
+          <w:szCs w:val="28"/>
+        </w:rPr>
+        <w:t>Ha izomfájdalom, izomgyengeség, sötét színű vizelet, vagy szokatlan fárad</w:t>
+      </w:r>
+      <w:r>
+        <w:rPr>
+          <w:b/>
+          <w:bCs/>
+          <w:sz w:val="28"/>
+          <w:szCs w:val="28"/>
+        </w:rPr>
+        <w:t>t</w:t>
+      </w:r>
+      <w:r>
+        <w:rPr>
+          <w:b/>
+          <w:bCs/>
+          <w:sz w:val="28"/>
+          <w:szCs w:val="28"/>
+        </w:rPr>
+        <w:t>ság jelentkezik, jelezze kezelőorvosának. Májbetegségre utaló tünetek (hasi fájdalom, sárgaság) esetén is keresse fel orvosát. Grapefruitlé fogyasztása nagyobb mennyiségben kerülendő bizonyos statinok mellett (atorvastatin, simvastatin).</w:t>
+      </w:r>
     </w:p>
-    <w:tbl>
-      <w:tblPr>
-        <w:tblW w:w="0" w:type="auto"/>
-        <w:tblCellSpacing w:w="15" w:type="dxa"/>
-        <w:tblCellMar>
-          <w:top w:w="15" w:type="dxa"/>
-          <w:left w:w="15" w:type="dxa"/>
-          <w:bottom w:w="15" w:type="dxa"/>
-          <w:right w:w="15" w:type="dxa"/>
-        </w:tblCellMar>
-        <w:tblLook w:val="04A0" w:firstRow="1" w:lastRow="0" w:firstColumn="1" w:lastColumn="0" w:noHBand="0" w:noVBand="1"/>
-      </w:tblPr>
-      <w:tblGrid>
-        <w:gridCol w:w="4596"/>
-        <w:gridCol w:w="5870"/>
-      </w:tblGrid>
-      <w:tr>
-        <w:trPr>
-          <w:tblHeader/>
-          <w:tblCellSpacing w:w="15" w:type="dxa"/>
-        </w:trPr>
-        <w:tc>
-          <w:tcPr>
-            <w:tcW w:w="0" w:type="auto"/>
-            <w:vAlign w:val="center"/>
-            <w:hideMark/>
-          </w:tcPr>
-          <w:p>
-            <w:pPr>
-              <w:jc w:val="center"/>
-              <w:rPr>
-                <w:b/>
-                <w:bCs/>
-              </w:rPr>
-            </w:pPr>
-            <w:r>
-              <w:rPr>
-                <w:b/>
-                <w:bCs/>
-              </w:rPr>
-              <w:t>Kockázat</w:t>
-            </w:r>
-          </w:p>
-        </w:tc>
-        <w:tc>
-          <w:tcPr>
-            <w:tcW w:w="0" w:type="auto"/>
-            <w:vAlign w:val="center"/>
-            <w:hideMark/>
-          </w:tcPr>
-          <w:p>
-            <w:pPr>
-              <w:jc w:val="center"/>
-              <w:rPr>
-                <w:b/>
-                <w:bCs/>
-              </w:rPr>
-            </w:pPr>
-            <w:r>
-              <w:rPr>
-                <w:b/>
-                <w:bCs/>
-              </w:rPr>
-              <w:t>Miért probléma?</w:t>
-            </w:r>
-          </w:p>
-        </w:tc>
-      </w:tr>
-      <w:tr>
-        <w:trPr>
-          <w:tblCellSpacing w:w="15" w:type="dxa"/>
-        </w:trPr>
-        <w:tc>
-          <w:tcPr>
-            <w:tcW w:w="0" w:type="auto"/>
-            <w:vAlign w:val="center"/>
-            <w:hideMark/>
-          </w:tcPr>
-          <w:p>
-            <w:r>
-              <w:rPr>
-                <w:rStyle w:val="Strong"/>
-              </w:rPr>
-              <w:t>Terápia önkényes elhagyása</w:t>
-            </w:r>
-          </w:p>
-        </w:tc>
-        <w:tc>
-          <w:tcPr>
-            <w:tcW w:w="0" w:type="auto"/>
-            <w:vAlign w:val="center"/>
-            <w:hideMark/>
-          </w:tcPr>
-          <w:p>
-            <w:r>
-              <w:t>Szívi</w:t>
-            </w:r>
-            <w:r>
-              <w:t xml:space="preserve">nfarktus- és </w:t>
-            </w:r>
-            <w:r>
-              <w:t xml:space="preserve">agyi érkatasztrófa, szélütés </w:t>
-            </w:r>
-            <w:r>
-              <w:t>kockázat</w:t>
-            </w:r>
-            <w:r>
-              <w:t>ának</w:t>
-            </w:r>
-            <w:r>
-              <w:t xml:space="preserve"> gyors </w:t>
-            </w:r>
-            <w:r>
-              <w:t xml:space="preserve">és jelentős </w:t>
-            </w:r>
-            <w:r>
-              <w:t>növekedése.</w:t>
-            </w:r>
-          </w:p>
-        </w:tc>
-      </w:tr>
-      <w:tr>
-        <w:trPr>
-          <w:tblCellSpacing w:w="15" w:type="dxa"/>
-        </w:trPr>
-        <w:tc>
-          <w:tcPr>
-            <w:tcW w:w="0" w:type="auto"/>
-            <w:vAlign w:val="center"/>
-            <w:hideMark/>
-          </w:tcPr>
-          <w:p>
-            <w:r>
-              <w:rPr>
-                <w:rStyle w:val="Strong"/>
-              </w:rPr>
-              <w:t>Késleltetett kezelés</w:t>
-            </w:r>
-          </w:p>
-        </w:tc>
-        <w:tc>
-          <w:tcPr>
-            <w:tcW w:w="0" w:type="auto"/>
-            <w:vAlign w:val="center"/>
-            <w:hideMark/>
-          </w:tcPr>
-          <w:p>
-            <w:r>
-              <w:t>Az érelmeszesedés folyamata</w:t>
-            </w:r>
-            <w:r>
-              <w:t xml:space="preserve"> </w:t>
-            </w:r>
-            <w:r>
-              <w:t>fel</w:t>
-            </w:r>
-            <w:r>
-              <w:t>gyorsulhat.</w:t>
-            </w:r>
-          </w:p>
-        </w:tc>
-      </w:tr>
-      <w:tr>
-        <w:trPr>
-          <w:tblCellSpacing w:w="15" w:type="dxa"/>
-        </w:trPr>
-        <w:tc>
-          <w:tcPr>
-            <w:tcW w:w="0" w:type="auto"/>
-            <w:vAlign w:val="center"/>
-            <w:hideMark/>
-          </w:tcPr>
-          <w:p>
-            <w:r>
-              <w:rPr>
-                <w:rStyle w:val="Strong"/>
-              </w:rPr>
-              <w:t>Félelemkeltés</w:t>
-            </w:r>
-          </w:p>
-        </w:tc>
-        <w:tc>
-          <w:tcPr>
-            <w:tcW w:w="0" w:type="auto"/>
-            <w:vAlign w:val="center"/>
-            <w:hideMark/>
-          </w:tcPr>
-          <w:p>
-            <w:r>
-              <w:t>A betegek bizalmát gyengíti a bizonyíték-alapú gyógyszerekkel</w:t>
-            </w:r>
-            <w:r>
-              <w:t>, orvostudománnyal</w:t>
-            </w:r>
-            <w:r>
-              <w:t xml:space="preserve"> szemben.</w:t>
-            </w:r>
-          </w:p>
-        </w:tc>
-      </w:tr>
-      <w:tr>
-        <w:trPr>
-          <w:tblCellSpacing w:w="15" w:type="dxa"/>
-        </w:trPr>
-        <w:tc>
-          <w:tcPr>
-            <w:tcW w:w="0" w:type="auto"/>
-            <w:vAlign w:val="center"/>
-            <w:hideMark/>
-          </w:tcPr>
-          <w:p>
-            <w:r>
-              <w:rPr>
-                <w:rStyle w:val="Strong"/>
-              </w:rPr>
-              <w:t>Alternatív „kezelések” felé terelés</w:t>
-            </w:r>
-            <w:r>
-              <w:rPr>
-                <w:rStyle w:val="Strong"/>
-              </w:rPr>
-              <w:t>, „megélhetési influen</w:t>
-            </w:r>
-            <w:r>
-              <w:rPr>
-                <w:rStyle w:val="Strong"/>
-              </w:rPr>
-              <w:t>sz</w:t>
-            </w:r>
-            <w:r>
-              <w:rPr>
-                <w:rStyle w:val="Strong"/>
-              </w:rPr>
-              <w:t>er</w:t>
-            </w:r>
-            <w:r>
-              <w:rPr>
-                <w:rStyle w:val="Strong"/>
-              </w:rPr>
-              <w:t>kedés</w:t>
-            </w:r>
-            <w:r>
-              <w:rPr>
-                <w:rStyle w:val="Strong"/>
-              </w:rPr>
-              <w:t>”</w:t>
-            </w:r>
-          </w:p>
-        </w:tc>
-        <w:tc>
-          <w:tcPr>
-            <w:tcW w:w="0" w:type="auto"/>
-            <w:vAlign w:val="center"/>
-            <w:hideMark/>
-          </w:tcPr>
-          <w:p>
-            <w:r>
-              <w:t>Hatástalan vagy bizonytalan módszerek alkalmazása, akár káros következményekkel.</w:t>
-            </w:r>
-          </w:p>
-        </w:tc>
-      </w:tr>
-    </w:tbl>
-    <w:p/>
     <w:sectPr>
       <w:pgSz w:w="11906" w:h="16838"/>
       <w:pgMar w:top="720" w:right="720" w:bottom="720" w:left="720" w:header="708" w:footer="708" w:gutter="0"/>
@@ -5316,6 +5095,7 @@
   <w:style w:type="character" w:default="1" w:styleId="DefaultParagraphFont">
     <w:name w:val="Default Paragraph Font"/>
     <w:uiPriority w:val="1"/>
+    <w:semiHidden/>
     <w:unhideWhenUsed/>
   </w:style>
   <w:style w:type="table" w:default="1" w:styleId="TableNormal">
